--- a/svoyo-delo/대본/1부/07화_Vondzhu.docx
+++ b/svoyo-delo/대본/1부/07화_Vondzhu.docx
@@ -92,7 +92,7 @@
         <w:t xml:space="preserve"> </w:t>
       </w:r>
       <w:r>
-        <w:t xml:space="preserve">- 규칙: 지문 없음. 전 화 100% 「화자명: 대사」. 1턴 15단어 이내 + 긴 턴 10~15회(25~35단어). 윤 대표의 말은 «Он говорит, что…» / «Он говорит: «…»». 문법 초점: 간접화법(Он говорит, что…), 가정(если бы касса была пустая… я бы закрыл), 피동 단어미(не записано).</w:t>
+        <w:t xml:space="preserve">- 규칙: 지문 없음. 전 화 100% 「화자명: 대사」. 1턴 20단어 이내 + 긴 턴 10~15회(30~50단어). 윤 대표의 말은 «Он говорит, что…» / «Он говорит: «…»». 문법 초점: 간접화법(Он говорит, что…), 가정(если бы касса была пустая… я бы закрыл), 피동 단어미(не записано).</w:t>
       </w:r>
       <w:r>
         <w:t xml:space="preserve"> </w:t>
@@ -403,55 +403,55 @@
         <w:pStyle w:val="FirstParagraph"/>
       </w:pPr>
       <w:r>
-        <w:t xml:space="preserve">DOYUN: Восемь пятьдесят пять. Ровно. Вы быстро учитесь, Алексей Николаевич.</w:t>
-      </w:r>
-    </w:p>
-    <w:p>
-      <w:pPr>
-        <w:pStyle w:val="BodyText"/>
-      </w:pPr>
-      <w:r>
-        <w:t xml:space="preserve">ALEKSEY: Я приехал в восемь и полчаса гулял вокруг. Никому не говорите.</w:t>
-      </w:r>
-    </w:p>
-    <w:p>
-      <w:pPr>
-        <w:pStyle w:val="BodyText"/>
-      </w:pPr>
-      <w:r>
-        <w:t xml:space="preserve">DOYUN: Не скажу. Президент тоже гуляет вокруг завода. Каждое утро, в семь.</w:t>
-      </w:r>
-    </w:p>
-    <w:p>
-      <w:pPr>
-        <w:pStyle w:val="BodyText"/>
-      </w:pPr>
-      <w:r>
-        <w:t xml:space="preserve">ALEKSEY: Он уже здесь?</w:t>
-      </w:r>
-    </w:p>
-    <w:p>
-      <w:pPr>
-        <w:pStyle w:val="BodyText"/>
-      </w:pPr>
-      <w:r>
-        <w:t xml:space="preserve">DOYUN: С семи. Он уже прошёл все цеха. Сейчас пьёт чай и ждёт.</w:t>
-      </w:r>
-    </w:p>
-    <w:p>
-      <w:pPr>
-        <w:pStyle w:val="BodyText"/>
-      </w:pPr>
-      <w:r>
-        <w:t xml:space="preserve">ALEKSEY: Что мне нужно знать перед встречей?</w:t>
-      </w:r>
-    </w:p>
-    <w:p>
-      <w:pPr>
-        <w:pStyle w:val="BodyText"/>
-      </w:pPr>
-      <w:r>
-        <w:t xml:space="preserve">DOYUN: Три вещи. Не давайте обещаний, которые не можете выполнить. Не говорите о больших объёмах, он им не верит. И не отказывайтесь, если он предложит чай. Это важнее всего.</w:t>
+        <w:t xml:space="preserve">DOYUN: Восемь пятьдесят пять, ровно. Вы быстро учитесь, Алексей Николаевич.</w:t>
+      </w:r>
+    </w:p>
+    <w:p>
+      <w:pPr>
+        <w:pStyle w:val="BodyText"/>
+      </w:pPr>
+      <w:r>
+        <w:t xml:space="preserve">ALEKSEY: Честно говоря, я приехал в восемь и полчаса гулял вокруг. Только никому не говорите.</w:t>
+      </w:r>
+    </w:p>
+    <w:p>
+      <w:pPr>
+        <w:pStyle w:val="BodyText"/>
+      </w:pPr>
+      <w:r>
+        <w:t xml:space="preserve">DOYUN: Не скажу. Президент тоже гуляет вокруг завода, каждое утро в семь часов.</w:t>
+      </w:r>
+    </w:p>
+    <w:p>
+      <w:pPr>
+        <w:pStyle w:val="BodyText"/>
+      </w:pPr>
+      <w:r>
+        <w:t xml:space="preserve">ALEKSEY: Так он уже здесь, на заводе?</w:t>
+      </w:r>
+    </w:p>
+    <w:p>
+      <w:pPr>
+        <w:pStyle w:val="BodyText"/>
+      </w:pPr>
+      <w:r>
+        <w:t xml:space="preserve">DOYUN: С семи. Он уже прошёл все цеха, а сейчас пьёт чай и ждёт вас.</w:t>
+      </w:r>
+    </w:p>
+    <w:p>
+      <w:pPr>
+        <w:pStyle w:val="BodyText"/>
+      </w:pPr>
+      <w:r>
+        <w:t xml:space="preserve">ALEKSEY: Что мне нужно знать перед встречей, чтобы не ошибиться?</w:t>
+      </w:r>
+    </w:p>
+    <w:p>
+      <w:pPr>
+        <w:pStyle w:val="BodyText"/>
+      </w:pPr>
+      <w:r>
+        <w:t xml:space="preserve">DOYUN: Три вещи. Не давайте обещаний, которые не можете выполнить. Не говорите о больших объёмах, потому что он им не верит. И не отказывайтесь, если он предложит чай, потому что это важнее всего остального.</w:t>
       </w:r>
     </w:p>
     <w:p>
@@ -467,55 +467,55 @@
         <w:pStyle w:val="BodyText"/>
       </w:pPr>
       <w:r>
-        <w:t xml:space="preserve">DOYUN: Сегодня любите. Это не чай, это знак. Если он предлагает чай, значит, разговор будет.</w:t>
-      </w:r>
-    </w:p>
-    <w:p>
-      <w:pPr>
-        <w:pStyle w:val="BodyText"/>
-      </w:pPr>
-      <w:r>
-        <w:t xml:space="preserve">ALEKSEY: Понял. А как к нему обращаться?</w:t>
-      </w:r>
-    </w:p>
-    <w:p>
-      <w:pPr>
-        <w:pStyle w:val="BodyText"/>
-      </w:pPr>
-      <w:r>
-        <w:t xml:space="preserve">DOYUN: Просто «господин президент». По-корейски — «сачжанним». Он не говорит по-русски. Я буду переводить.</w:t>
-      </w:r>
-    </w:p>
-    <w:p>
-      <w:pPr>
-        <w:pStyle w:val="BodyText"/>
-      </w:pPr>
-      <w:r>
-        <w:t xml:space="preserve">ALEKSEY: Всё переводить? Даже если я скажу глупость?</w:t>
-      </w:r>
-    </w:p>
-    <w:p>
-      <w:pPr>
-        <w:pStyle w:val="BodyText"/>
-      </w:pPr>
-      <w:r>
-        <w:t xml:space="preserve">DOYUN: Всё. Переводчик не выбирает, что переводить. Иначе это уже не переводчик, а цензор.</w:t>
-      </w:r>
-    </w:p>
-    <w:p>
-      <w:pPr>
-        <w:pStyle w:val="BodyText"/>
-      </w:pPr>
-      <w:r>
-        <w:t xml:space="preserve">ALEKSEY: Хорошее правило.</w:t>
-      </w:r>
-    </w:p>
-    <w:p>
-      <w:pPr>
-        <w:pStyle w:val="BodyText"/>
-      </w:pPr>
-      <w:r>
-        <w:t xml:space="preserve">DOYUN: Это правило моего преподавателя из Петербурга. Пойдёмте. Сначала бахилы и халат.</w:t>
+        <w:t xml:space="preserve">DOYUN: Сегодня вы его любите. Это не просто чай, это знак: если он предлагает чай, значит, разговор будет.</w:t>
+      </w:r>
+    </w:p>
+    <w:p>
+      <w:pPr>
+        <w:pStyle w:val="BodyText"/>
+      </w:pPr>
+      <w:r>
+        <w:t xml:space="preserve">ALEKSEY: Понял. А как мне к нему правильно обращаться?</w:t>
+      </w:r>
+    </w:p>
+    <w:p>
+      <w:pPr>
+        <w:pStyle w:val="BodyText"/>
+      </w:pPr>
+      <w:r>
+        <w:t xml:space="preserve">DOYUN: Просто «господин президент», а по-корейски — «сачжанним». Он не говорит по-русски, поэтому переводить буду я.</w:t>
+      </w:r>
+    </w:p>
+    <w:p>
+      <w:pPr>
+        <w:pStyle w:val="BodyText"/>
+      </w:pPr>
+      <w:r>
+        <w:t xml:space="preserve">ALEKSEY: Вы будете переводить всё? Даже если я скажу какую-нибудь глупость?</w:t>
+      </w:r>
+    </w:p>
+    <w:p>
+      <w:pPr>
+        <w:pStyle w:val="BodyText"/>
+      </w:pPr>
+      <w:r>
+        <w:t xml:space="preserve">DOYUN: Всё. Переводчик не выбирает, что переводить, иначе это уже не переводчик, а цензор.</w:t>
+      </w:r>
+    </w:p>
+    <w:p>
+      <w:pPr>
+        <w:pStyle w:val="BodyText"/>
+      </w:pPr>
+      <w:r>
+        <w:t xml:space="preserve">ALEKSEY: Хорошее правило, мне оно нравится.</w:t>
+      </w:r>
+    </w:p>
+    <w:p>
+      <w:pPr>
+        <w:pStyle w:val="BodyText"/>
+      </w:pPr>
+      <w:r>
+        <w:t xml:space="preserve">DOYUN: Это правило моего преподавателя из Петербурга. Пойдёмте, но сначала нужно надеть бахилы и халат.</w:t>
       </w:r>
     </w:p>
     <w:bookmarkEnd w:id="21"/>
@@ -533,47 +533,47 @@
         <w:pStyle w:val="FirstParagraph"/>
       </w:pPr>
       <w:r>
-        <w:t xml:space="preserve">SOHEE: Доброе утро. Сегодня я показываю завод. Президент смотрит. Потом говорит.</w:t>
-      </w:r>
-    </w:p>
-    <w:p>
-      <w:pPr>
-        <w:pStyle w:val="BodyText"/>
-      </w:pPr>
-      <w:r>
-        <w:t xml:space="preserve">ALEKSEY: Доброе утро, госпожа Чон. Можно я буду задавать вопросы?</w:t>
-      </w:r>
-    </w:p>
-    <w:p>
-      <w:pPr>
-        <w:pStyle w:val="BodyText"/>
-      </w:pPr>
-      <w:r>
-        <w:t xml:space="preserve">SOHEE: Можно. Много вопросов — хорошо. Мало вопросов — плохо.</w:t>
-      </w:r>
-    </w:p>
-    <w:p>
-      <w:pPr>
-        <w:pStyle w:val="BodyText"/>
-      </w:pPr>
-      <w:r>
-        <w:t xml:space="preserve">DOYUN: Президент уже идёт за нами. Не оборачивайтесь. Он хочет посмотреть, на что вы смотрите.</w:t>
-      </w:r>
-    </w:p>
-    <w:p>
-      <w:pPr>
-        <w:pStyle w:val="BodyText"/>
-      </w:pPr>
-      <w:r>
-        <w:t xml:space="preserve">ALEKSEY: Тогда я буду смотреть на пол.</w:t>
-      </w:r>
-    </w:p>
-    <w:p>
-      <w:pPr>
-        <w:pStyle w:val="BodyText"/>
-      </w:pPr>
-      <w:r>
-        <w:t xml:space="preserve">SOHEE: На пол? Почему?</w:t>
+        <w:t xml:space="preserve">SOHEE: Доброе утро. Сегодня я показываю завод, а президент смотрит. Потом он говорит.</w:t>
+      </w:r>
+    </w:p>
+    <w:p>
+      <w:pPr>
+        <w:pStyle w:val="BodyText"/>
+      </w:pPr>
+      <w:r>
+        <w:t xml:space="preserve">ALEKSEY: Доброе утро, госпожа Чон. Можно я буду задавать вопросы по дороге?</w:t>
+      </w:r>
+    </w:p>
+    <w:p>
+      <w:pPr>
+        <w:pStyle w:val="BodyText"/>
+      </w:pPr>
+      <w:r>
+        <w:t xml:space="preserve">SOHEE: Можно. Много вопросов — это хорошо, а мало вопросов — плохо.</w:t>
+      </w:r>
+    </w:p>
+    <w:p>
+      <w:pPr>
+        <w:pStyle w:val="BodyText"/>
+      </w:pPr>
+      <w:r>
+        <w:t xml:space="preserve">DOYUN: Президент уже идёт за нами, но не оборачивайтесь. Он хочет посмотреть, на что вы смотрите.</w:t>
+      </w:r>
+    </w:p>
+    <w:p>
+      <w:pPr>
+        <w:pStyle w:val="BodyText"/>
+      </w:pPr>
+      <w:r>
+        <w:t xml:space="preserve">ALEKSEY: Тогда я буду смотреть на пол, как мне советовали.</w:t>
+      </w:r>
+    </w:p>
+    <w:p>
+      <w:pPr>
+        <w:pStyle w:val="BodyText"/>
+      </w:pPr>
+      <w:r>
+        <w:t xml:space="preserve">SOHEE: На пол? А почему на пол?</w:t>
       </w:r>
     </w:p>
     <w:p>
@@ -589,15 +589,15 @@
         <w:pStyle w:val="BodyText"/>
       </w:pPr>
       <w:r>
-        <w:t xml:space="preserve">SOHEE: Пол моем каждые четыре часа. И записываем. Вот журнал. Кто, когда, чем.</w:t>
-      </w:r>
-    </w:p>
-    <w:p>
-      <w:pPr>
-        <w:pStyle w:val="BodyText"/>
-      </w:pPr>
-      <w:r>
-        <w:t xml:space="preserve">ALEKSEY: Даже пол записываете?</w:t>
+        <w:t xml:space="preserve">SOHEE: Пол моем каждые четыре часа и записываем. Вот журнал: кто, когда и чем мыл.</w:t>
+      </w:r>
+    </w:p>
+    <w:p>
+      <w:pPr>
+        <w:pStyle w:val="BodyText"/>
+      </w:pPr>
+      <w:r>
+        <w:t xml:space="preserve">ALEKSEY: Неужели вы даже мытьё пола записываете?</w:t>
       </w:r>
     </w:p>
     <w:p>
@@ -613,63 +613,63 @@
         <w:pStyle w:val="BodyText"/>
       </w:pPr>
       <w:r>
-        <w:t xml:space="preserve">ALEKSEY: Моя бабушка говорит так же. Сорок лет записывала каждого пациента.</w:t>
-      </w:r>
-    </w:p>
-    <w:p>
-      <w:pPr>
-        <w:pStyle w:val="BodyText"/>
-      </w:pPr>
-      <w:r>
-        <w:t xml:space="preserve">DOYUN: Президент услышал слово «бабушка». Я вчера рассказал ему про вашу картонку. Он кивнул.</w:t>
-      </w:r>
-    </w:p>
-    <w:p>
-      <w:pPr>
-        <w:pStyle w:val="BodyText"/>
-      </w:pPr>
-      <w:r>
-        <w:t xml:space="preserve">ALEKSEY: Кивнул — это хорошо?</w:t>
-      </w:r>
-    </w:p>
-    <w:p>
-      <w:pPr>
-        <w:pStyle w:val="BodyText"/>
-      </w:pPr>
-      <w:r>
-        <w:t xml:space="preserve">DOYUN: Кивнул — это «я запомнил». Хорошо или нет, будет видно.</w:t>
-      </w:r>
-    </w:p>
-    <w:p>
-      <w:pPr>
-        <w:pStyle w:val="BodyText"/>
-      </w:pPr>
-      <w:r>
-        <w:t xml:space="preserve">SOHEE: Здесь чистая зона. Через стекло. Наполнение шприцев. Шесть человек на смену.</w:t>
-      </w:r>
-    </w:p>
-    <w:p>
-      <w:pPr>
-        <w:pStyle w:val="BodyText"/>
-      </w:pPr>
-      <w:r>
-        <w:t xml:space="preserve">ALEKSEY: Сколько шприцев в день?</w:t>
-      </w:r>
-    </w:p>
-    <w:p>
-      <w:pPr>
-        <w:pStyle w:val="BodyText"/>
-      </w:pPr>
-      <w:r>
-        <w:t xml:space="preserve">SOHEE: Пять тысяч. Каждый — свой номер. Номер партии и серийный номер.</w:t>
-      </w:r>
-    </w:p>
-    <w:p>
-      <w:pPr>
-        <w:pStyle w:val="BodyText"/>
-      </w:pPr>
-      <w:r>
-        <w:t xml:space="preserve">ALEKSEY: Серийный номер на каждом шприце? Не только на коробке?</w:t>
+        <w:t xml:space="preserve">ALEKSEY: Моя бабушка говорит так же. Она сорок лет записывала каждого пациента в свои журналы.</w:t>
+      </w:r>
+    </w:p>
+    <w:p>
+      <w:pPr>
+        <w:pStyle w:val="BodyText"/>
+      </w:pPr>
+      <w:r>
+        <w:t xml:space="preserve">DOYUN: Президент услышал слово «бабушка». Я вчера рассказал ему про вашу картонку, и он кивнул.</w:t>
+      </w:r>
+    </w:p>
+    <w:p>
+      <w:pPr>
+        <w:pStyle w:val="BodyText"/>
+      </w:pPr>
+      <w:r>
+        <w:t xml:space="preserve">ALEKSEY: А то, что он кивнул, — это хорошо?</w:t>
+      </w:r>
+    </w:p>
+    <w:p>
+      <w:pPr>
+        <w:pStyle w:val="BodyText"/>
+      </w:pPr>
+      <w:r>
+        <w:t xml:space="preserve">DOYUN: Кивнул — это значит «я запомнил». А хорошо это или нет, будет видно позже.</w:t>
+      </w:r>
+    </w:p>
+    <w:p>
+      <w:pPr>
+        <w:pStyle w:val="BodyText"/>
+      </w:pPr>
+      <w:r>
+        <w:t xml:space="preserve">SOHEE: Здесь чистая зона, смотрим через стекло. Тут наполнение шприцев, шесть человек на смену.</w:t>
+      </w:r>
+    </w:p>
+    <w:p>
+      <w:pPr>
+        <w:pStyle w:val="BodyText"/>
+      </w:pPr>
+      <w:r>
+        <w:t xml:space="preserve">ALEKSEY: А сколько шприцев вы делаете в день?</w:t>
+      </w:r>
+    </w:p>
+    <w:p>
+      <w:pPr>
+        <w:pStyle w:val="BodyText"/>
+      </w:pPr>
+      <w:r>
+        <w:t xml:space="preserve">SOHEE: Пять тысяч. У каждого свой номер: номер партии и серийный номер.</w:t>
+      </w:r>
+    </w:p>
+    <w:p>
+      <w:pPr>
+        <w:pStyle w:val="BodyText"/>
+      </w:pPr>
+      <w:r>
+        <w:t xml:space="preserve">ALEKSEY: Серийный номер на каждом шприце? Не только на коробке, а именно на шприце?</w:t>
       </w:r>
     </w:p>
     <w:p>
@@ -685,127 +685,127 @@
         <w:pStyle w:val="BodyText"/>
       </w:pPr>
       <w:r>
-        <w:t xml:space="preserve">ALEKSEY: Это именно то, что просила наш главный врач. Номер партии и возможность проверить.</w:t>
-      </w:r>
-    </w:p>
-    <w:p>
-      <w:pPr>
-        <w:pStyle w:val="BodyText"/>
-      </w:pPr>
-      <w:r>
-        <w:t xml:space="preserve">SOHEE: Проверить можно. Есть система. Врач вводит номер — видит дату и партию. Для Европы уже работает.</w:t>
-      </w:r>
-    </w:p>
-    <w:p>
-      <w:pPr>
-        <w:pStyle w:val="BodyText"/>
-      </w:pPr>
-      <w:r>
-        <w:t xml:space="preserve">DOYUN: Президент спрашивает: что ещё просила ваш врач?</w:t>
-      </w:r>
-    </w:p>
-    <w:p>
-      <w:pPr>
-        <w:pStyle w:val="BodyText"/>
-      </w:pPr>
-      <w:r>
-        <w:t xml:space="preserve">ALEKSEY: Пять вещей. Стабильные поставки, номера партий, гиалуронидаза, обучение и честность при осложнениях.</w:t>
-      </w:r>
-    </w:p>
-    <w:p>
-      <w:pPr>
-        <w:pStyle w:val="BodyText"/>
-      </w:pPr>
-      <w:r>
-        <w:t xml:space="preserve">DOYUN: Он говорит, что первые четыре можно купить за деньги. Пятое — нельзя. Честность можно только показать, и не за один год, а за много лет. Обычно за десять.</w:t>
-      </w:r>
-    </w:p>
-    <w:p>
-      <w:pPr>
-        <w:pStyle w:val="BodyText"/>
-      </w:pPr>
-      <w:r>
-        <w:t xml:space="preserve">ALEKSEY: Согласен. Поэтому я не обещаю пятое. Я прошу время, чтобы его показать.</w:t>
-      </w:r>
-    </w:p>
-    <w:p>
-      <w:pPr>
-        <w:pStyle w:val="BodyText"/>
-      </w:pPr>
-      <w:r>
-        <w:t xml:space="preserve">SOHEE: Здесь контроль качества. Каждая партия — испытания. Вязкость, стерильность, эндотоксины. Пять дней.</w:t>
-      </w:r>
-    </w:p>
-    <w:p>
-      <w:pPr>
-        <w:pStyle w:val="BodyText"/>
-      </w:pPr>
-      <w:r>
-        <w:t xml:space="preserve">ALEKSEY: А если партия не проходит?</w:t>
-      </w:r>
-    </w:p>
-    <w:p>
-      <w:pPr>
-        <w:pStyle w:val="BodyText"/>
-      </w:pPr>
-      <w:r>
-        <w:t xml:space="preserve">SOHEE: Уничтожаем. Вот журнал брака. В прошлом месяце — одна партия.</w:t>
-      </w:r>
-    </w:p>
-    <w:p>
-      <w:pPr>
-        <w:pStyle w:val="BodyText"/>
-      </w:pPr>
-      <w:r>
-        <w:t xml:space="preserve">ALEKSEY: Целая партия? Сколько это денег?</w:t>
-      </w:r>
-    </w:p>
-    <w:p>
-      <w:pPr>
-        <w:pStyle w:val="BodyText"/>
-      </w:pPr>
-      <w:r>
-        <w:t xml:space="preserve">SOHEE: Пять тысяч шприцев. Много денег. Президент подписал сам.</w:t>
-      </w:r>
-    </w:p>
-    <w:p>
-      <w:pPr>
-        <w:pStyle w:val="BodyText"/>
-      </w:pPr>
-      <w:r>
-        <w:t xml:space="preserve">DOYUN: Президент хочет показать вам склад брака. Гостей туда обычно не водят.</w:t>
-      </w:r>
-    </w:p>
-    <w:p>
-      <w:pPr>
-        <w:pStyle w:val="BodyText"/>
-      </w:pPr>
-      <w:r>
-        <w:t xml:space="preserve">ALEKSEY: Иду. С удовольствием.</w:t>
-      </w:r>
-    </w:p>
-    <w:p>
-      <w:pPr>
-        <w:pStyle w:val="BodyText"/>
-      </w:pPr>
-      <w:r>
-        <w:t xml:space="preserve">SOHEE: Не с удовольствием. Там грустно. Там лежат наши ошибки.</w:t>
-      </w:r>
-    </w:p>
-    <w:p>
-      <w:pPr>
-        <w:pStyle w:val="BodyText"/>
-      </w:pPr>
-      <w:r>
-        <w:t xml:space="preserve">ALEKSEY: Тогда тем более. Ошибки рассказывают о компании больше, чем витрина.</w:t>
-      </w:r>
-    </w:p>
-    <w:p>
-      <w:pPr>
-        <w:pStyle w:val="BodyText"/>
-      </w:pPr>
-      <w:r>
-        <w:t xml:space="preserve">SOHEE: Доюн, он говорит как наш президент. Немного страшно.</w:t>
+        <w:t xml:space="preserve">ALEKSEY: Это именно то, что просила наш главный врач: номер партии и возможность его проверить.</w:t>
+      </w:r>
+    </w:p>
+    <w:p>
+      <w:pPr>
+        <w:pStyle w:val="BodyText"/>
+      </w:pPr>
+      <w:r>
+        <w:t xml:space="preserve">SOHEE: Проверить можно, у нас есть система. Врач вводит номер и видит дату и партию. Для Европы это уже работает.</w:t>
+      </w:r>
+    </w:p>
+    <w:p>
+      <w:pPr>
+        <w:pStyle w:val="BodyText"/>
+      </w:pPr>
+      <w:r>
+        <w:t xml:space="preserve">DOYUN: Президент спрашивает, что ещё просила ваш врач.</w:t>
+      </w:r>
+    </w:p>
+    <w:p>
+      <w:pPr>
+        <w:pStyle w:val="BodyText"/>
+      </w:pPr>
+      <w:r>
+        <w:t xml:space="preserve">ALEKSEY: Пять вещей: стабильные поставки, номера партий, гиалуронидаза, обучение и честность при осложнениях.</w:t>
+      </w:r>
+    </w:p>
+    <w:p>
+      <w:pPr>
+        <w:pStyle w:val="BodyText"/>
+      </w:pPr>
+      <w:r>
+        <w:t xml:space="preserve">DOYUN: Он говорит, что первые четыре можно купить за деньги, а пятое — нельзя. Честность можно только показать, и не за один год, а за много лет. Обычно на это уходит лет десять, и даже тогда люди продолжают проверять.</w:t>
+      </w:r>
+    </w:p>
+    <w:p>
+      <w:pPr>
+        <w:pStyle w:val="BodyText"/>
+      </w:pPr>
+      <w:r>
+        <w:t xml:space="preserve">ALEKSEY: Согласен. Поэтому я не обещаю пятое, а прошу время, чтобы его показать.</w:t>
+      </w:r>
+    </w:p>
+    <w:p>
+      <w:pPr>
+        <w:pStyle w:val="BodyText"/>
+      </w:pPr>
+      <w:r>
+        <w:t xml:space="preserve">SOHEE: Здесь контроль качества. Каждая партия проходит испытания: вязкость, стерильность, эндотоксины. Это пять дней.</w:t>
+      </w:r>
+    </w:p>
+    <w:p>
+      <w:pPr>
+        <w:pStyle w:val="BodyText"/>
+      </w:pPr>
+      <w:r>
+        <w:t xml:space="preserve">ALEKSEY: А что вы делаете, если партия не проходит?</w:t>
+      </w:r>
+    </w:p>
+    <w:p>
+      <w:pPr>
+        <w:pStyle w:val="BodyText"/>
+      </w:pPr>
+      <w:r>
+        <w:t xml:space="preserve">SOHEE: Уничтожаем. Вот журнал брака: в прошлом месяце была одна партия.</w:t>
+      </w:r>
+    </w:p>
+    <w:p>
+      <w:pPr>
+        <w:pStyle w:val="BodyText"/>
+      </w:pPr>
+      <w:r>
+        <w:t xml:space="preserve">ALEKSEY: Целая партия? А сколько это в деньгах?</w:t>
+      </w:r>
+    </w:p>
+    <w:p>
+      <w:pPr>
+        <w:pStyle w:val="BodyText"/>
+      </w:pPr>
+      <w:r>
+        <w:t xml:space="preserve">SOHEE: Пять тысяч шприцев, это много денег. Президент подписал сам.</w:t>
+      </w:r>
+    </w:p>
+    <w:p>
+      <w:pPr>
+        <w:pStyle w:val="BodyText"/>
+      </w:pPr>
+      <w:r>
+        <w:t xml:space="preserve">DOYUN: Президент хочет показать вам склад брака. Обычно гостей туда не водят.</w:t>
+      </w:r>
+    </w:p>
+    <w:p>
+      <w:pPr>
+        <w:pStyle w:val="BodyText"/>
+      </w:pPr>
+      <w:r>
+        <w:t xml:space="preserve">ALEKSEY: Иду, и с удовольствием.</w:t>
+      </w:r>
+    </w:p>
+    <w:p>
+      <w:pPr>
+        <w:pStyle w:val="BodyText"/>
+      </w:pPr>
+      <w:r>
+        <w:t xml:space="preserve">SOHEE: Не с удовольствием. Там грустно, потому что там лежат наши ошибки.</w:t>
+      </w:r>
+    </w:p>
+    <w:p>
+      <w:pPr>
+        <w:pStyle w:val="BodyText"/>
+      </w:pPr>
+      <w:r>
+        <w:t xml:space="preserve">ALEKSEY: Тогда тем более нужно идти. Ошибки рассказывают о компании больше, чем витрина.</w:t>
+      </w:r>
+    </w:p>
+    <w:p>
+      <w:pPr>
+        <w:pStyle w:val="BodyText"/>
+      </w:pPr>
+      <w:r>
+        <w:t xml:space="preserve">SOHEE: Доюн, он говорит как наш президент. Мне немного страшно.</w:t>
       </w:r>
     </w:p>
     <w:bookmarkEnd w:id="22"/>
@@ -823,47 +823,47 @@
         <w:pStyle w:val="FirstParagraph"/>
       </w:pPr>
       <w:r>
-        <w:t xml:space="preserve">DOYUN: Президент говорит: здесь лежит партия, которую мы не выпустили. Пузырьки в геле. Очень маленькие.</w:t>
-      </w:r>
-    </w:p>
-    <w:p>
-      <w:pPr>
-        <w:pStyle w:val="BodyText"/>
-      </w:pPr>
-      <w:r>
-        <w:t xml:space="preserve">ALEKSEY: Их видно глазом?</w:t>
-      </w:r>
-    </w:p>
-    <w:p>
-      <w:pPr>
-        <w:pStyle w:val="BodyText"/>
-      </w:pPr>
-      <w:r>
-        <w:t xml:space="preserve">DOYUN: Нет. Только под лампой. Пациентка бы не заметила. Врач, может быть, тоже.</w:t>
-      </w:r>
-    </w:p>
-    <w:p>
-      <w:pPr>
-        <w:pStyle w:val="BodyText"/>
-      </w:pPr>
-      <w:r>
-        <w:t xml:space="preserve">ALEKSEY: Тогда почему не выпустили?</w:t>
-      </w:r>
-    </w:p>
-    <w:p>
-      <w:pPr>
-        <w:pStyle w:val="BodyText"/>
-      </w:pPr>
-      <w:r>
-        <w:t xml:space="preserve">DOYUN: Он говорит: потому что мы заметили. Если мы заметили и молчим, это уже не ошибка, а обман. Ошибку можно исправить. Обман исправить нельзя, его можно только повторить.</w:t>
-      </w:r>
-    </w:p>
-    <w:p>
-      <w:pPr>
-        <w:pStyle w:val="BodyText"/>
-      </w:pPr>
-      <w:r>
-        <w:t xml:space="preserve">ALEKSEY: Понимаю.</w:t>
+        <w:t xml:space="preserve">DOYUN: Президент говорит, что здесь лежит партия, которую мы не выпустили. В геле пузырьки, очень маленькие.</w:t>
+      </w:r>
+    </w:p>
+    <w:p>
+      <w:pPr>
+        <w:pStyle w:val="BodyText"/>
+      </w:pPr>
+      <w:r>
+        <w:t xml:space="preserve">ALEKSEY: А их можно увидеть просто глазом?</w:t>
+      </w:r>
+    </w:p>
+    <w:p>
+      <w:pPr>
+        <w:pStyle w:val="BodyText"/>
+      </w:pPr>
+      <w:r>
+        <w:t xml:space="preserve">DOYUN: Нет, только под лампой. Пациентка бы не заметила, и врач, может быть, тоже.</w:t>
+      </w:r>
+    </w:p>
+    <w:p>
+      <w:pPr>
+        <w:pStyle w:val="BodyText"/>
+      </w:pPr>
+      <w:r>
+        <w:t xml:space="preserve">ALEKSEY: Тогда почему же вы её не выпустили?</w:t>
+      </w:r>
+    </w:p>
+    <w:p>
+      <w:pPr>
+        <w:pStyle w:val="BodyText"/>
+      </w:pPr>
+      <w:r>
+        <w:t xml:space="preserve">DOYUN: Он говорит: потому что мы заметили. Если мы заметили и молчим, это уже не ошибка, а обман. Ошибку можно исправить. Обман исправить нельзя, его можно только повторить, и каждый раз он становится немного легче.</w:t>
+      </w:r>
+    </w:p>
+    <w:p>
+      <w:pPr>
+        <w:pStyle w:val="BodyText"/>
+      </w:pPr>
+      <w:r>
+        <w:t xml:space="preserve">ALEKSEY: Понимаю. Очень хорошо понимаю, что он имеет в виду.</w:t>
       </w:r>
     </w:p>
     <w:p>
@@ -879,183 +879,183 @@
         <w:pStyle w:val="BodyText"/>
       </w:pPr>
       <w:r>
-        <w:t xml:space="preserve">ALEKSEY: Слушаю.</w:t>
-      </w:r>
-    </w:p>
-    <w:p>
-      <w:pPr>
-        <w:pStyle w:val="BodyText"/>
-      </w:pPr>
-      <w:r>
-        <w:t xml:space="preserve">DOYUN: Он говорит: «Эта партия — пять тысяч шприцев. Я могу отдать её вам бесплатно. Для старта в России. Пузырьки маленькие, никто не узнает. Возьмёте?» Это его точные слова.</w:t>
-      </w:r>
-    </w:p>
-    <w:p>
-      <w:pPr>
-        <w:pStyle w:val="BodyText"/>
-      </w:pPr>
-      <w:r>
-        <w:t xml:space="preserve">ALEKSEY: Можно я подумаю минуту?</w:t>
-      </w:r>
-    </w:p>
-    <w:p>
-      <w:pPr>
-        <w:pStyle w:val="BodyText"/>
-      </w:pPr>
-      <w:r>
-        <w:t xml:space="preserve">DOYUN: Можно. Он смотрит на часы. Это шутка. Не смотрит.</w:t>
-      </w:r>
-    </w:p>
-    <w:p>
-      <w:pPr>
-        <w:pStyle w:val="BodyText"/>
-      </w:pPr>
-      <w:r>
-        <w:t xml:space="preserve">ALEKSEY: Нет. Не возьму.</w:t>
-      </w:r>
-    </w:p>
-    <w:p>
-      <w:pPr>
-        <w:pStyle w:val="BodyText"/>
-      </w:pPr>
-      <w:r>
-        <w:t xml:space="preserve">DOYUN: Он спрашивает: почему? Пять тысяч шприцев — это сорок пять миллионов рублей для вас. Ваша компания сразу богатая. Вам не нужна отсрочка, не нужен кредит, не нужна квартира под залог.</w:t>
-      </w:r>
-    </w:p>
-    <w:p>
-      <w:pPr>
-        <w:pStyle w:val="BodyText"/>
-      </w:pPr>
-      <w:r>
-        <w:t xml:space="preserve">ALEKSEY: Потому что у меня нет регистрации. Но даже с регистрацией я бы не взял. Если для вас эта партия — брак, для меня тоже. Я не продам врачу то, что вы сами выбросили.</w:t>
-      </w:r>
-    </w:p>
-    <w:p>
-      <w:pPr>
-        <w:pStyle w:val="BodyText"/>
-      </w:pPr>
-      <w:r>
-        <w:t xml:space="preserve">DOYUN: Он спрашивает: а если бы касса была пустая? Совсем пустая. Зарплату нечем платить.</w:t>
-      </w:r>
-    </w:p>
-    <w:p>
-      <w:pPr>
-        <w:pStyle w:val="BodyText"/>
-      </w:pPr>
-      <w:r>
-        <w:t xml:space="preserve">ALEKSEY: Тогда я бы закрыл компанию. Моя бабушка не брала таблетки без надписей, даже когда аптека была пустая. Лучше не дать ничего, чем дать неизвестно что.</w:t>
-      </w:r>
-    </w:p>
-    <w:p>
-      <w:pPr>
-        <w:pStyle w:val="BodyText"/>
-      </w:pPr>
-      <w:r>
-        <w:t xml:space="preserve">DOYUN: Он молчит.</w:t>
-      </w:r>
-    </w:p>
-    <w:p>
-      <w:pPr>
-        <w:pStyle w:val="BodyText"/>
-      </w:pPr>
-      <w:r>
-        <w:t xml:space="preserve">ALEKSEY: Это плохо?</w:t>
-      </w:r>
-    </w:p>
-    <w:p>
-      <w:pPr>
-        <w:pStyle w:val="BodyText"/>
-      </w:pPr>
-      <w:r>
-        <w:t xml:space="preserve">DOYUN: Подождите. Он думает. Когда он молчит больше десяти секунд, значит, ответ ему важен.</w:t>
-      </w:r>
-    </w:p>
-    <w:p>
-      <w:pPr>
-        <w:pStyle w:val="BodyText"/>
-      </w:pPr>
-      <w:r>
-        <w:t xml:space="preserve">ALEKSEY: Сколько уже прошло?</w:t>
-      </w:r>
-    </w:p>
-    <w:p>
-      <w:pPr>
-        <w:pStyle w:val="BodyText"/>
-      </w:pPr>
-      <w:r>
-        <w:t xml:space="preserve">DOYUN: Двадцать. Он говорит: «Это была проверка. Я задавал этот вопрос четырём дистрибьюторам. Трое сказали „да“. Один сказал „подумаю“. Вы первый сказали „нет“». Он не улыбается, но это хорошо.</w:t>
-      </w:r>
-    </w:p>
-    <w:p>
-      <w:pPr>
-        <w:pStyle w:val="BodyText"/>
-      </w:pPr>
-      <w:r>
-        <w:t xml:space="preserve">ALEKSEY: А если бы я сказал «да»?</w:t>
-      </w:r>
-    </w:p>
-    <w:p>
-      <w:pPr>
-        <w:pStyle w:val="BodyText"/>
-      </w:pPr>
-      <w:r>
-        <w:t xml:space="preserve">DOYUN: Он говорит: «Я бы угостил вас обедом и проводил на автобус. Вежливо. Навсегда».</w:t>
-      </w:r>
-    </w:p>
-    <w:p>
-      <w:pPr>
-        <w:pStyle w:val="BodyText"/>
-      </w:pPr>
-      <w:r>
-        <w:t xml:space="preserve">ALEKSEY: Значит, я прошёл?</w:t>
-      </w:r>
-    </w:p>
-    <w:p>
-      <w:pPr>
-        <w:pStyle w:val="BodyText"/>
-      </w:pPr>
-      <w:r>
-        <w:t xml:space="preserve">DOYUN: Он говорит: «Вы прошли первую дверь. Дверей много». И предлагает чай.</w:t>
-      </w:r>
-    </w:p>
-    <w:p>
-      <w:pPr>
-        <w:pStyle w:val="BodyText"/>
-      </w:pPr>
-      <w:r>
-        <w:t xml:space="preserve">ALEKSEY: Чай. Значит, разговор будет.</w:t>
-      </w:r>
-    </w:p>
-    <w:p>
-      <w:pPr>
-        <w:pStyle w:val="BodyText"/>
-      </w:pPr>
-      <w:r>
-        <w:t xml:space="preserve">DOYUN: Значит, разговор будет. Пойдёмте в кабинет. Только не радуйтесь лицом. Радуйтесь внутри.</w:t>
-      </w:r>
-    </w:p>
-    <w:p>
-      <w:pPr>
-        <w:pStyle w:val="BodyText"/>
-      </w:pPr>
-      <w:r>
-        <w:t xml:space="preserve">SOHEE: Алексей-сси, хорошо. Очень хорошо. Я рада. Внутри.</w:t>
-      </w:r>
-    </w:p>
-    <w:p>
-      <w:pPr>
-        <w:pStyle w:val="BodyText"/>
-      </w:pPr>
-      <w:r>
-        <w:t xml:space="preserve">ALEKSEY: Спасибо, госпожа Чон. Я тоже рад. Внутри.</w:t>
-      </w:r>
-    </w:p>
-    <w:p>
-      <w:pPr>
-        <w:pStyle w:val="BodyText"/>
-      </w:pPr>
-      <w:r>
-        <w:t xml:space="preserve">DOYUN: Госпожа Чон шутит редко. Запомните этот день.</w:t>
+        <w:t xml:space="preserve">ALEKSEY: Слушаю вас обоих очень внимательно.</w:t>
+      </w:r>
+    </w:p>
+    <w:p>
+      <w:pPr>
+        <w:pStyle w:val="BodyText"/>
+      </w:pPr>
+      <w:r>
+        <w:t xml:space="preserve">DOYUN: Он говорит: «Эта партия — пять тысяч шприцев. Я могу отдать её вам бесплатно. Для старта в России. Пузырьки маленькие, никто не узнает. Возьмёте?» Это его точные слова, я ничего не добавил.</w:t>
+      </w:r>
+    </w:p>
+    <w:p>
+      <w:pPr>
+        <w:pStyle w:val="BodyText"/>
+      </w:pPr>
+      <w:r>
+        <w:t xml:space="preserve">ALEKSEY: Можно я подумаю одну минуту?</w:t>
+      </w:r>
+    </w:p>
+    <w:p>
+      <w:pPr>
+        <w:pStyle w:val="BodyText"/>
+      </w:pPr>
+      <w:r>
+        <w:t xml:space="preserve">DOYUN: Можно. Он смотрит на часы. Это шутка, на самом деле не смотрит.</w:t>
+      </w:r>
+    </w:p>
+    <w:p>
+      <w:pPr>
+        <w:pStyle w:val="BodyText"/>
+      </w:pPr>
+      <w:r>
+        <w:t xml:space="preserve">ALEKSEY: Нет, я её не возьму.</w:t>
+      </w:r>
+    </w:p>
+    <w:p>
+      <w:pPr>
+        <w:pStyle w:val="BodyText"/>
+      </w:pPr>
+      <w:r>
+        <w:t xml:space="preserve">DOYUN: Он спрашивает почему. Пять тысяч шприцев — это сорок пять миллионов рублей для вас, и ваша компания сразу богатая. Вам не нужна отсрочка, не нужен кредит и не нужна квартира под залог.</w:t>
+      </w:r>
+    </w:p>
+    <w:p>
+      <w:pPr>
+        <w:pStyle w:val="BodyText"/>
+      </w:pPr>
+      <w:r>
+        <w:t xml:space="preserve">ALEKSEY: Потому что у меня нет регистрации. Но даже с регистрацией я бы не взял. Если для вас эта партия — брак, для меня тоже. Я не продам врачу то, что вы сами выбросили, даже если об этом никто никогда не узнает.</w:t>
+      </w:r>
+    </w:p>
+    <w:p>
+      <w:pPr>
+        <w:pStyle w:val="BodyText"/>
+      </w:pPr>
+      <w:r>
+        <w:t xml:space="preserve">DOYUN: Он спрашивает: а если бы касса была пустая, совсем пустая, и зарплату было бы нечем платить?</w:t>
+      </w:r>
+    </w:p>
+    <w:p>
+      <w:pPr>
+        <w:pStyle w:val="BodyText"/>
+      </w:pPr>
+      <w:r>
+        <w:t xml:space="preserve">ALEKSEY: Тогда я бы закрыл компанию. Моя бабушка не брала таблетки без надписей, даже когда аптека была пустая. Лучше не дать ничего, чем дать неизвестно что. Теперь это и моё правило.</w:t>
+      </w:r>
+    </w:p>
+    <w:p>
+      <w:pPr>
+        <w:pStyle w:val="BodyText"/>
+      </w:pPr>
+      <w:r>
+        <w:t xml:space="preserve">DOYUN: Он молчит и ничего не говорит.</w:t>
+      </w:r>
+    </w:p>
+    <w:p>
+      <w:pPr>
+        <w:pStyle w:val="BodyText"/>
+      </w:pPr>
+      <w:r>
+        <w:t xml:space="preserve">ALEKSEY: Это плохо, что он так долго молчит?</w:t>
+      </w:r>
+    </w:p>
+    <w:p>
+      <w:pPr>
+        <w:pStyle w:val="BodyText"/>
+      </w:pPr>
+      <w:r>
+        <w:t xml:space="preserve">DOYUN: Подождите, он думает. Когда он молчит больше десяти секунд, значит, ответ ему важен.</w:t>
+      </w:r>
+    </w:p>
+    <w:p>
+      <w:pPr>
+        <w:pStyle w:val="BodyText"/>
+      </w:pPr>
+      <w:r>
+        <w:t xml:space="preserve">ALEKSEY: И сколько секунд уже прошло?</w:t>
+      </w:r>
+    </w:p>
+    <w:p>
+      <w:pPr>
+        <w:pStyle w:val="BodyText"/>
+      </w:pPr>
+      <w:r>
+        <w:t xml:space="preserve">DOYUN: Двадцать. Он говорит: «Это была проверка. Я задавал этот вопрос четырём дистрибьюторам. Трое сказали „да“. Один сказал „подумаю“. Вы первый сказали „нет“». Он не улыбается, но поверьте мне, это хорошо.</w:t>
+      </w:r>
+    </w:p>
+    <w:p>
+      <w:pPr>
+        <w:pStyle w:val="BodyText"/>
+      </w:pPr>
+      <w:r>
+        <w:t xml:space="preserve">ALEKSEY: А что было бы, если бы я сказал «да»?</w:t>
+      </w:r>
+    </w:p>
+    <w:p>
+      <w:pPr>
+        <w:pStyle w:val="BodyText"/>
+      </w:pPr>
+      <w:r>
+        <w:t xml:space="preserve">DOYUN: Он говорит, что угостил бы вас обедом и проводил на автобус. Вежливо, но навсегда.</w:t>
+      </w:r>
+    </w:p>
+    <w:p>
+      <w:pPr>
+        <w:pStyle w:val="BodyText"/>
+      </w:pPr>
+      <w:r>
+        <w:t xml:space="preserve">ALEKSEY: Значит, я прошёл эту проверку?</w:t>
+      </w:r>
+    </w:p>
+    <w:p>
+      <w:pPr>
+        <w:pStyle w:val="BodyText"/>
+      </w:pPr>
+      <w:r>
+        <w:t xml:space="preserve">DOYUN: Он говорит: «Вы прошли первую дверь. Дверей много». И ещё он предлагает вам чай.</w:t>
+      </w:r>
+    </w:p>
+    <w:p>
+      <w:pPr>
+        <w:pStyle w:val="BodyText"/>
+      </w:pPr>
+      <w:r>
+        <w:t xml:space="preserve">ALEKSEY: Чай? Значит, разговор всё-таки будет.</w:t>
+      </w:r>
+    </w:p>
+    <w:p>
+      <w:pPr>
+        <w:pStyle w:val="BodyText"/>
+      </w:pPr>
+      <w:r>
+        <w:t xml:space="preserve">DOYUN: Значит, разговор будет. Пойдёмте в кабинет, только не радуйтесь лицом, радуйтесь внутри.</w:t>
+      </w:r>
+    </w:p>
+    <w:p>
+      <w:pPr>
+        <w:pStyle w:val="BodyText"/>
+      </w:pPr>
+      <w:r>
+        <w:t xml:space="preserve">SOHEE: Алексей-сси, хорошо, очень хорошо. Я рада, но внутри.</w:t>
+      </w:r>
+    </w:p>
+    <w:p>
+      <w:pPr>
+        <w:pStyle w:val="BodyText"/>
+      </w:pPr>
+      <w:r>
+        <w:t xml:space="preserve">ALEKSEY: Спасибо, госпожа Чон. Я тоже очень рад, но тоже внутри.</w:t>
+      </w:r>
+    </w:p>
+    <w:p>
+      <w:pPr>
+        <w:pStyle w:val="BodyText"/>
+      </w:pPr>
+      <w:r>
+        <w:t xml:space="preserve">DOYUN: Госпожа Чон шутит очень редко, так что запомните этот день.</w:t>
       </w:r>
     </w:p>
     <w:bookmarkEnd w:id="23"/>
@@ -1073,199 +1073,199 @@
         <w:pStyle w:val="FirstParagraph"/>
       </w:pPr>
       <w:r>
-        <w:t xml:space="preserve">ALEKSEY: Господин президент, спасибо за чай. И за склад брака.</w:t>
-      </w:r>
-    </w:p>
-    <w:p>
-      <w:pPr>
-        <w:pStyle w:val="BodyText"/>
-      </w:pPr>
-      <w:r>
-        <w:t xml:space="preserve">DOYUN: Президент говорит: садитесь. Чай. Вы спросили вчера, кто нас обманывал. Он расскажет.</w:t>
-      </w:r>
-    </w:p>
-    <w:p>
-      <w:pPr>
-        <w:pStyle w:val="BodyText"/>
-      </w:pPr>
-      <w:r>
-        <w:t xml:space="preserve">ALEKSEY: Да. Я слушаю.</w:t>
-      </w:r>
-    </w:p>
-    <w:p>
-      <w:pPr>
-        <w:pStyle w:val="BodyText"/>
-      </w:pPr>
-      <w:r>
-        <w:t xml:space="preserve">DOYUN: Он говорит: «Десять лет назад у нас был дистрибьютор в одной стране. Большой. Он покупал у нас много и платил вовремя. Мы были счастливы. Три года».</w:t>
-      </w:r>
-    </w:p>
-    <w:p>
-      <w:pPr>
-        <w:pStyle w:val="BodyText"/>
-      </w:pPr>
-      <w:r>
-        <w:t xml:space="preserve">ALEKSEY: А потом?</w:t>
-      </w:r>
-    </w:p>
-    <w:p>
-      <w:pPr>
-        <w:pStyle w:val="BodyText"/>
-      </w:pPr>
-      <w:r>
-        <w:t xml:space="preserve">DOYUN: «Потом из той страны пришло письмо от врача. Пациентка с тяжёлым осложнением. На коробке наше имя. Внутри — не наш гель».</w:t>
-      </w:r>
-    </w:p>
-    <w:p>
-      <w:pPr>
-        <w:pStyle w:val="BodyText"/>
-      </w:pPr>
-      <w:r>
-        <w:t xml:space="preserve">ALEKSEY: Подделка? От вашего же дистрибьютора?</w:t>
-      </w:r>
-    </w:p>
-    <w:p>
-      <w:pPr>
-        <w:pStyle w:val="BodyText"/>
-      </w:pPr>
-      <w:r>
-        <w:t xml:space="preserve">DOYUN: «Он покупал у нас одну коробку и продавал три. Две были дешёвые подделки в наших коробках. Три года мы ничего не знали».</w:t>
-      </w:r>
-    </w:p>
-    <w:p>
-      <w:pPr>
-        <w:pStyle w:val="BodyText"/>
-      </w:pPr>
-      <w:r>
-        <w:t xml:space="preserve">ALEKSEY: Что вы сделали?</w:t>
-      </w:r>
-    </w:p>
-    <w:p>
-      <w:pPr>
-        <w:pStyle w:val="BodyText"/>
-      </w:pPr>
-      <w:r>
-        <w:t xml:space="preserve">DOYUN: Он продолжает: «Разорвали договор. Сообщили властям. Заплатили за лечение пациентки. Имя умерло на десять лет».</w:t>
-      </w:r>
-    </w:p>
-    <w:p>
-      <w:pPr>
-        <w:pStyle w:val="BodyText"/>
-      </w:pPr>
-      <w:r>
-        <w:t xml:space="preserve">ALEKSEY: Вы заплатили за чужую подделку?</w:t>
-      </w:r>
-    </w:p>
-    <w:p>
-      <w:pPr>
-        <w:pStyle w:val="BodyText"/>
-      </w:pPr>
-      <w:r>
-        <w:t xml:space="preserve">DOYUN: Он продолжает: «На коробке было наше имя. Значит, пациентка наша. Имя — это ответственность».</w:t>
-      </w:r>
-    </w:p>
-    <w:p>
-      <w:pPr>
-        <w:pStyle w:val="BodyText"/>
-      </w:pPr>
-      <w:r>
-        <w:t xml:space="preserve">ALEKSEY: Десять лет без страны. И вы снова хотите работать с иностранцами?</w:t>
-      </w:r>
-    </w:p>
-    <w:p>
-      <w:pPr>
-        <w:pStyle w:val="BodyText"/>
-      </w:pPr>
-      <w:r>
-        <w:t xml:space="preserve">DOYUN: Он говорит: «Не с иностранцами. С людьми. Люди везде разные».</w:t>
-      </w:r>
-    </w:p>
-    <w:p>
-      <w:pPr>
-        <w:pStyle w:val="BodyText"/>
-      </w:pPr>
-      <w:r>
-        <w:t xml:space="preserve">ALEKSEY: А серийный номер на каждом шприце — это тоже после той истории?</w:t>
-      </w:r>
-    </w:p>
-    <w:p>
-      <w:pPr>
-        <w:pStyle w:val="BodyText"/>
-      </w:pPr>
-      <w:r>
-        <w:t xml:space="preserve">DOYUN: Он говорит: «Да. После неё каждый шприц получил номер. Дорого. Зато подделку видно сразу».</w:t>
-      </w:r>
-    </w:p>
-    <w:p>
-      <w:pPr>
-        <w:pStyle w:val="BodyText"/>
-      </w:pPr>
-      <w:r>
-        <w:t xml:space="preserve">ALEKSEY: Наш врач тоже увидела подделку за три секунды. Номера партии не было.</w:t>
-      </w:r>
-    </w:p>
-    <w:p>
-      <w:pPr>
-        <w:pStyle w:val="BodyText"/>
-      </w:pPr>
-      <w:r>
-        <w:t xml:space="preserve">DOYUN: Президент спрашивает: почему вы хотите именно наш продукт? В Корее есть заводы больше и дешевле.</w:t>
-      </w:r>
-    </w:p>
-    <w:p>
-      <w:pPr>
-        <w:pStyle w:val="BodyText"/>
-      </w:pPr>
-      <w:r>
-        <w:t xml:space="preserve">ALEKSEY: Потому что вы отказали Стасу при мне. И потому что вы выбросили партию, которую никто бы не заметил. Мне не нужен самый большой завод. Мне нужен завод, который выбрасывает то, что нельзя продавать.</w:t>
-      </w:r>
-    </w:p>
-    <w:p>
-      <w:pPr>
-        <w:pStyle w:val="BodyText"/>
-      </w:pPr>
-      <w:r>
-        <w:t xml:space="preserve">DOYUN: Он говорит: «Хорошо. Госпожа Чон отправит досье вашему регистратору сегодня. После NDA».</w:t>
-      </w:r>
-    </w:p>
-    <w:p>
-      <w:pPr>
-        <w:pStyle w:val="BodyText"/>
-      </w:pPr>
-      <w:r>
-        <w:t xml:space="preserve">ALEKSEY: Спасибо. Ольга Петровна будет счастлива. Она ждёт досье три недели.</w:t>
-      </w:r>
-    </w:p>
-    <w:p>
-      <w:pPr>
-        <w:pStyle w:val="BodyText"/>
-      </w:pPr>
-      <w:r>
-        <w:t xml:space="preserve">DOYUN: Он говорит: «Условия обсудим позже. Не сегодня. Сегодня вы смотрели завод, а я смотрел вас».</w:t>
-      </w:r>
-    </w:p>
-    <w:p>
-      <w:pPr>
-        <w:pStyle w:val="BodyText"/>
-      </w:pPr>
-      <w:r>
-        <w:t xml:space="preserve">ALEKSEY: И что вы увидели?</w:t>
-      </w:r>
-    </w:p>
-    <w:p>
-      <w:pPr>
-        <w:pStyle w:val="BodyText"/>
-      </w:pPr>
-      <w:r>
-        <w:t xml:space="preserve">DOYUN: Он говорит: «Пока одну дверь. Завтра вечером ужин. Посмотрим вторую».</w:t>
-      </w:r>
-    </w:p>
-    <w:p>
-      <w:pPr>
-        <w:pStyle w:val="BodyText"/>
-      </w:pPr>
-      <w:r>
-        <w:t xml:space="preserve">ALEKSEY: Доюн, спасибо. Вы переводили даже мои паузы.</w:t>
+        <w:t xml:space="preserve">ALEKSEY: Господин президент, спасибо за чай. И спасибо, что показали мне склад брака.</w:t>
+      </w:r>
+    </w:p>
+    <w:p>
+      <w:pPr>
+        <w:pStyle w:val="BodyText"/>
+      </w:pPr>
+      <w:r>
+        <w:t xml:space="preserve">DOYUN: Президент говорит: садитесь и пейте чай. Вы вчера спросили, кто нас обманывал, и он расскажет.</w:t>
+      </w:r>
+    </w:p>
+    <w:p>
+      <w:pPr>
+        <w:pStyle w:val="BodyText"/>
+      </w:pPr>
+      <w:r>
+        <w:t xml:space="preserve">ALEKSEY: Да, конечно. Я внимательно слушаю.</w:t>
+      </w:r>
+    </w:p>
+    <w:p>
+      <w:pPr>
+        <w:pStyle w:val="BodyText"/>
+      </w:pPr>
+      <w:r>
+        <w:t xml:space="preserve">DOYUN: Он говорит: «Десять лет назад у нас был дистрибьютор в одной стране, большой. Он покупал у нас много и платил вовремя, поэтому мы ему полностью доверяли. Мы были счастливы три года».</w:t>
+      </w:r>
+    </w:p>
+    <w:p>
+      <w:pPr>
+        <w:pStyle w:val="BodyText"/>
+      </w:pPr>
+      <w:r>
+        <w:t xml:space="preserve">ALEKSEY: А что случилось потом?</w:t>
+      </w:r>
+    </w:p>
+    <w:p>
+      <w:pPr>
+        <w:pStyle w:val="BodyText"/>
+      </w:pPr>
+      <w:r>
+        <w:t xml:space="preserve">DOYUN: Он говорит: «Потом пришло письмо от врача. Пациентка с тяжёлым осложнением. На коробке наше имя, а внутри не наш гель».</w:t>
+      </w:r>
+    </w:p>
+    <w:p>
+      <w:pPr>
+        <w:pStyle w:val="BodyText"/>
+      </w:pPr>
+      <w:r>
+        <w:t xml:space="preserve">ALEKSEY: Подделка? И она пришла от вашего же дистрибьютора?</w:t>
+      </w:r>
+    </w:p>
+    <w:p>
+      <w:pPr>
+        <w:pStyle w:val="BodyText"/>
+      </w:pPr>
+      <w:r>
+        <w:t xml:space="preserve">DOYUN: Он объясняет: «Он покупал у нас одну коробку, а продавал три. Две были дешёвые подделки в наших коробках, и целых три года мы, к сожалению, ничего об этом не знали».</w:t>
+      </w:r>
+    </w:p>
+    <w:p>
+      <w:pPr>
+        <w:pStyle w:val="BodyText"/>
+      </w:pPr>
+      <w:r>
+        <w:t xml:space="preserve">ALEKSEY: И что вы тогда сделали?</w:t>
+      </w:r>
+    </w:p>
+    <w:p>
+      <w:pPr>
+        <w:pStyle w:val="BodyText"/>
+      </w:pPr>
+      <w:r>
+        <w:t xml:space="preserve">DOYUN: Он продолжает: «Разорвали договор. Сообщили властям. Заплатили за лечение пациентки. Наше имя в той стране умерло на десять лет».</w:t>
+      </w:r>
+    </w:p>
+    <w:p>
+      <w:pPr>
+        <w:pStyle w:val="BodyText"/>
+      </w:pPr>
+      <w:r>
+        <w:t xml:space="preserve">ALEKSEY: Вы заплатили за лечение после чужой подделки?</w:t>
+      </w:r>
+    </w:p>
+    <w:p>
+      <w:pPr>
+        <w:pStyle w:val="BodyText"/>
+      </w:pPr>
+      <w:r>
+        <w:t xml:space="preserve">DOYUN: Он продолжает: «На коробке было наше имя, значит, пациентка наша. Имя — это ответственность».</w:t>
+      </w:r>
+    </w:p>
+    <w:p>
+      <w:pPr>
+        <w:pStyle w:val="BodyText"/>
+      </w:pPr>
+      <w:r>
+        <w:t xml:space="preserve">ALEKSEY: Десять лет без этой страны. И вы всё равно снова хотите работать с иностранцами?</w:t>
+      </w:r>
+    </w:p>
+    <w:p>
+      <w:pPr>
+        <w:pStyle w:val="BodyText"/>
+      </w:pPr>
+      <w:r>
+        <w:t xml:space="preserve">DOYUN: Он говорит: «Не с иностранцами, а с людьми. Люди везде разные».</w:t>
+      </w:r>
+    </w:p>
+    <w:p>
+      <w:pPr>
+        <w:pStyle w:val="BodyText"/>
+      </w:pPr>
+      <w:r>
+        <w:t xml:space="preserve">ALEKSEY: А серийный номер на каждом шприце — это тоже появилось после той истории?</w:t>
+      </w:r>
+    </w:p>
+    <w:p>
+      <w:pPr>
+        <w:pStyle w:val="BodyText"/>
+      </w:pPr>
+      <w:r>
+        <w:t xml:space="preserve">DOYUN: Он говорит: «Да, после неё каждый шприц получил номер. Это дорого, зато подделку видно сразу».</w:t>
+      </w:r>
+    </w:p>
+    <w:p>
+      <w:pPr>
+        <w:pStyle w:val="BodyText"/>
+      </w:pPr>
+      <w:r>
+        <w:t xml:space="preserve">ALEKSEY: Наш врач тоже увидела подделку за три секунды, потому что номера партии не было.</w:t>
+      </w:r>
+    </w:p>
+    <w:p>
+      <w:pPr>
+        <w:pStyle w:val="BodyText"/>
+      </w:pPr>
+      <w:r>
+        <w:t xml:space="preserve">DOYUN: Президент спрашивает, почему вы хотите именно наш продукт, если в Корее есть заводы больше и дешевле.</w:t>
+      </w:r>
+    </w:p>
+    <w:p>
+      <w:pPr>
+        <w:pStyle w:val="BodyText"/>
+      </w:pPr>
+      <w:r>
+        <w:t xml:space="preserve">ALEKSEY: Потому что вы отказали Стасу при мне. И потому что вы выбросили партию, которую никто бы не заметил. Мне не нужен самый большой завод. Мне нужен завод, который выбрасывает то, что нельзя продавать, даже когда это стоит больших денег.</w:t>
+      </w:r>
+    </w:p>
+    <w:p>
+      <w:pPr>
+        <w:pStyle w:val="BodyText"/>
+      </w:pPr>
+      <w:r>
+        <w:t xml:space="preserve">DOYUN: Он говорит: «Хорошо. Госпожа Чон отправит досье вашему регистратору сегодня, после NDA».</w:t>
+      </w:r>
+    </w:p>
+    <w:p>
+      <w:pPr>
+        <w:pStyle w:val="BodyText"/>
+      </w:pPr>
+      <w:r>
+        <w:t xml:space="preserve">ALEKSEY: Спасибо. Ольга Петровна будет счастлива, потому что ждёт досье уже три недели.</w:t>
+      </w:r>
+    </w:p>
+    <w:p>
+      <w:pPr>
+        <w:pStyle w:val="BodyText"/>
+      </w:pPr>
+      <w:r>
+        <w:t xml:space="preserve">DOYUN: Он говорит: «Условия обсудим позже, не сегодня. Сегодня вы смотрели завод, а я смотрел вас».</w:t>
+      </w:r>
+    </w:p>
+    <w:p>
+      <w:pPr>
+        <w:pStyle w:val="BodyText"/>
+      </w:pPr>
+      <w:r>
+        <w:t xml:space="preserve">ALEKSEY: А можно спросить, что же вы увидели?</w:t>
+      </w:r>
+    </w:p>
+    <w:p>
+      <w:pPr>
+        <w:pStyle w:val="BodyText"/>
+      </w:pPr>
+      <w:r>
+        <w:t xml:space="preserve">DOYUN: Он говорит: «Пока одну дверь. Завтра вечером будет ужин, и посмотрим вторую».</w:t>
+      </w:r>
+    </w:p>
+    <w:p>
+      <w:pPr>
+        <w:pStyle w:val="BodyText"/>
+      </w:pPr>
+      <w:r>
+        <w:t xml:space="preserve">ALEKSEY: Доюн, спасибо вам. Вы переводили даже мои паузы.</w:t>
       </w:r>
     </w:p>
     <w:bookmarkEnd w:id="24"/>
@@ -1283,119 +1283,119 @@
         <w:pStyle w:val="FirstParagraph"/>
       </w:pPr>
       <w:r>
-        <w:t xml:space="preserve">DOYUN: Автобус через десять минут. Вы молчите с самого кабинета.</w:t>
-      </w:r>
-    </w:p>
-    <w:p>
-      <w:pPr>
-        <w:pStyle w:val="BodyText"/>
-      </w:pPr>
-      <w:r>
-        <w:t xml:space="preserve">ALEKSEY: Что будет завтра на ужине?</w:t>
-      </w:r>
-    </w:p>
-    <w:p>
-      <w:pPr>
-        <w:pStyle w:val="BodyText"/>
-      </w:pPr>
-      <w:r>
-        <w:t xml:space="preserve">DOYUN: Президент, госпожа Чон, я и соджу. Будут тосты. Готовьтесь, корейский тост — это не русский тост.</w:t>
-      </w:r>
-    </w:p>
-    <w:p>
-      <w:pPr>
-        <w:pStyle w:val="BodyText"/>
-      </w:pPr>
-      <w:r>
-        <w:t xml:space="preserve">ALEKSEY: А русский тост — это что?</w:t>
-      </w:r>
-    </w:p>
-    <w:p>
-      <w:pPr>
-        <w:pStyle w:val="BodyText"/>
-      </w:pPr>
-      <w:r>
-        <w:t xml:space="preserve">DOYUN: Русский тост — это речь на пять минут, с историей и моралью. Корейский тост — одно слово, и все пьют. Президент вчера спросил меня, сколько минут вы будете говорить.</w:t>
-      </w:r>
-    </w:p>
-    <w:p>
-      <w:pPr>
-        <w:pStyle w:val="BodyText"/>
-      </w:pPr>
-      <w:r>
-        <w:t xml:space="preserve">ALEKSEY: Буду говорить коротко. Наверное.</w:t>
-      </w:r>
-    </w:p>
-    <w:p>
-      <w:pPr>
-        <w:pStyle w:val="BodyText"/>
-      </w:pPr>
-      <w:r>
-        <w:t xml:space="preserve">DOYUN: Наверное. Автобус. До завтра, Алексей Николаевич.</w:t>
-      </w:r>
-    </w:p>
-    <w:p>
-      <w:pPr>
-        <w:pStyle w:val="BodyText"/>
-      </w:pPr>
-      <w:r>
-        <w:t xml:space="preserve">ALEKSEY: Ольга Петровна? Я в автобусе. Вы не спите? У вас одиннадцать утра.</w:t>
-      </w:r>
-    </w:p>
-    <w:p>
-      <w:pPr>
-        <w:pStyle w:val="BodyText"/>
-      </w:pPr>
-      <w:r>
-        <w:t xml:space="preserve">OLGA: Не сплю, я работаю. В отличие от вас. Ну? Пол моют?</w:t>
-      </w:r>
-    </w:p>
-    <w:p>
-      <w:pPr>
-        <w:pStyle w:val="BodyText"/>
-      </w:pPr>
-      <w:r>
-        <w:t xml:space="preserve">ALEKSEY: Каждые четыре часа. С журналом: кто, когда, чем. А партию с маленькими пузырьками уничтожили. Пять тысяч шприцев. Президент предложил мне её бесплатно. Это была проверка.</w:t>
-      </w:r>
-    </w:p>
-    <w:p>
-      <w:pPr>
-        <w:pStyle w:val="BodyText"/>
-      </w:pPr>
-      <w:r>
-        <w:t xml:space="preserve">OLGA: И что вы ответили?</w:t>
-      </w:r>
-    </w:p>
-    <w:p>
-      <w:pPr>
-        <w:pStyle w:val="BodyText"/>
-      </w:pPr>
-      <w:r>
-        <w:t xml:space="preserve">ALEKSEY: «Нет». Я сказал, что лучше закрою компанию, чем продам брак.</w:t>
-      </w:r>
-    </w:p>
-    <w:p>
-      <w:pPr>
-        <w:pStyle w:val="BodyText"/>
-      </w:pPr>
-      <w:r>
-        <w:t xml:space="preserve">OLGA: Алексей Николаевич, это первый раз, когда вы сказали правильную вещь раньше меня. Досье?</w:t>
-      </w:r>
-    </w:p>
-    <w:p>
-      <w:pPr>
-        <w:pStyle w:val="BodyText"/>
-      </w:pPr>
-      <w:r>
-        <w:t xml:space="preserve">ALEKSEY: Сегодня, после NDA. Госпожа Чон отправит вам прямо в почту.</w:t>
-      </w:r>
-    </w:p>
-    <w:p>
-      <w:pPr>
-        <w:pStyle w:val="BodyText"/>
-      </w:pPr>
-      <w:r>
-        <w:t xml:space="preserve">OLGA: Хорошо. Если пол моют каждые четыре часа и партии выбрасывают, я начинаю читать. И говорю вам «да». Не «может быть». «Да». Белова будет счастлива. Не говорите ей, что я так сказала.</w:t>
+        <w:t xml:space="preserve">DOYUN: Автобус через десять минут. А вы молчите с самого кабинета.</w:t>
+      </w:r>
+    </w:p>
+    <w:p>
+      <w:pPr>
+        <w:pStyle w:val="BodyText"/>
+      </w:pPr>
+      <w:r>
+        <w:t xml:space="preserve">ALEKSEY: Я думаю о завтрашнем дне. Что будет на ужине?</w:t>
+      </w:r>
+    </w:p>
+    <w:p>
+      <w:pPr>
+        <w:pStyle w:val="BodyText"/>
+      </w:pPr>
+      <w:r>
+        <w:t xml:space="preserve">DOYUN: Президент, госпожа Чон, я и соджу. Будут тосты, так что готовьтесь: корейский тост — это не русский тост.</w:t>
+      </w:r>
+    </w:p>
+    <w:p>
+      <w:pPr>
+        <w:pStyle w:val="BodyText"/>
+      </w:pPr>
+      <w:r>
+        <w:t xml:space="preserve">ALEKSEY: А русский тост — это, по-вашему, что?</w:t>
+      </w:r>
+    </w:p>
+    <w:p>
+      <w:pPr>
+        <w:pStyle w:val="BodyText"/>
+      </w:pPr>
+      <w:r>
+        <w:t xml:space="preserve">DOYUN: Русский тост — это речь на пять минут, с историей и моралью. А корейский тост — одно слово, и все пьют. Президент вчера даже спросил меня, сколько минут вы будете говорить, и мы даже немного поспорили.</w:t>
+      </w:r>
+    </w:p>
+    <w:p>
+      <w:pPr>
+        <w:pStyle w:val="BodyText"/>
+      </w:pPr>
+      <w:r>
+        <w:t xml:space="preserve">ALEKSEY: Буду говорить коротко. Наверное, по крайней мере постараюсь.</w:t>
+      </w:r>
+    </w:p>
+    <w:p>
+      <w:pPr>
+        <w:pStyle w:val="BodyText"/>
+      </w:pPr>
+      <w:r>
+        <w:t xml:space="preserve">DOYUN: Наверное. А вот и автобус. До завтра, Алексей Николаевич.</w:t>
+      </w:r>
+    </w:p>
+    <w:p>
+      <w:pPr>
+        <w:pStyle w:val="BodyText"/>
+      </w:pPr>
+      <w:r>
+        <w:t xml:space="preserve">ALEKSEY: Ольга Петровна? Я в автобусе. Вы не спите? У вас ведь сейчас одиннадцать утра.</w:t>
+      </w:r>
+    </w:p>
+    <w:p>
+      <w:pPr>
+        <w:pStyle w:val="BodyText"/>
+      </w:pPr>
+      <w:r>
+        <w:t xml:space="preserve">OLGA: Не сплю, я работаю, в отличие от вас. Ну что? Пол моют?</w:t>
+      </w:r>
+    </w:p>
+    <w:p>
+      <w:pPr>
+        <w:pStyle w:val="BodyText"/>
+      </w:pPr>
+      <w:r>
+        <w:t xml:space="preserve">ALEKSEY: Каждые четыре часа, и с журналом: кто, когда, чем. А партию с маленькими пузырьками уничтожили, пять тысяч шприцев. Президент предложил мне её бесплатно, но это была проверка. Я отказался, и только потом он предложил мне чай.</w:t>
+      </w:r>
+    </w:p>
+    <w:p>
+      <w:pPr>
+        <w:pStyle w:val="BodyText"/>
+      </w:pPr>
+      <w:r>
+        <w:t xml:space="preserve">OLGA: И что именно вы ему ответили?</w:t>
+      </w:r>
+    </w:p>
+    <w:p>
+      <w:pPr>
+        <w:pStyle w:val="BodyText"/>
+      </w:pPr>
+      <w:r>
+        <w:t xml:space="preserve">ALEKSEY: Я сказал «нет». Я сказал, что лучше закрою компанию, чем продам брак.</w:t>
+      </w:r>
+    </w:p>
+    <w:p>
+      <w:pPr>
+        <w:pStyle w:val="BodyText"/>
+      </w:pPr>
+      <w:r>
+        <w:t xml:space="preserve">OLGA: Алексей Николаевич, это первый раз, когда вы сказали правильную вещь раньше меня. А что с досье?</w:t>
+      </w:r>
+    </w:p>
+    <w:p>
+      <w:pPr>
+        <w:pStyle w:val="BodyText"/>
+      </w:pPr>
+      <w:r>
+        <w:t xml:space="preserve">ALEKSEY: Будет сегодня, после NDA. Госпожа Чон отправит его вам прямо в почту.</w:t>
+      </w:r>
+    </w:p>
+    <w:p>
+      <w:pPr>
+        <w:pStyle w:val="BodyText"/>
+      </w:pPr>
+      <w:r>
+        <w:t xml:space="preserve">OLGA: Хорошо. Если пол моют каждые четыре часа и партии выбрасывают, я начинаю читать. И говорю вам «да». Не «может быть», а «да». Белова будет счастлива, но не говорите ей, что я так сказала, а то она сделает об этом отдельную вкладку.</w:t>
       </w:r>
     </w:p>
     <w:p>
@@ -2181,7 +2181,7 @@
         <w:t xml:space="preserve">“</w:t>
       </w:r>
       <w:r>
-        <w:t xml:space="preserve">Потому что у меня нет регистрации. Но даже с регистрацией я бы не взял. Если для вас эта партия — брак, для меня тоже. Я не продам врачу то, что вы сами выбросили.</w:t>
+        <w:t xml:space="preserve">Потому что у меня нет регистрации. Но даже с регистрацией я бы не взял. Если для вас эта партия — брак, для меня тоже. Я не продам врачу то, что вы сами выбросили, даже если об этом никто никогда не узнает.</w:t>
       </w:r>
       <w:r>
         <w:t xml:space="preserve">”</w:t>
@@ -2375,7 +2375,7 @@
               <w:jc w:val="left"/>
             </w:pPr>
             <w:r>
-              <w:t xml:space="preserve">Я не продам врачу то, что вы сами выбросили.</w:t>
+              <w:t xml:space="preserve">Я не продам врачу то, что вы сами выбросили,</w:t>
             </w:r>
           </w:p>
         </w:tc>
@@ -2388,6 +2388,44 @@
             </w:pPr>
             <w:r>
               <w:t xml:space="preserve">완료상 미래 부정 = 단호한 거절</w:t>
+            </w:r>
+          </w:p>
+        </w:tc>
+      </w:tr>
+      <w:tr>
+        <w:tc>
+          <w:tcPr/>
+          <w:p>
+            <w:pPr>
+              <w:pStyle w:val="Compact"/>
+              <w:jc w:val="left"/>
+            </w:pPr>
+            <w:r>
+              <w:t xml:space="preserve">⑤ 양보</w:t>
+            </w:r>
+          </w:p>
+        </w:tc>
+        <w:tc>
+          <w:tcPr/>
+          <w:p>
+            <w:pPr>
+              <w:pStyle w:val="Compact"/>
+              <w:jc w:val="left"/>
+            </w:pPr>
+            <w:r>
+              <w:t xml:space="preserve">даже если об этом никто никогда не узнает.</w:t>
+            </w:r>
+          </w:p>
+        </w:tc>
+        <w:tc>
+          <w:tcPr/>
+          <w:p>
+            <w:pPr>
+              <w:pStyle w:val="Compact"/>
+              <w:jc w:val="left"/>
+            </w:pPr>
+            <w:r>
+              <w:t xml:space="preserve">даже если + 다중 부정(никто никогда не) — 원칙의 절대성</w:t>
             </w:r>
           </w:p>
         </w:tc>
@@ -2411,7 +2449,7 @@
         <w:t xml:space="preserve">“</w:t>
       </w:r>
       <w:r>
-        <w:t xml:space="preserve">Потому что… Но даже… я бы не… Если для вас…, для меня тоже. Я не…</w:t>
+        <w:t xml:space="preserve">Потому что… Но даже… я бы не… Если для вас…, для меня тоже. Я не…, даже если никто никогда не…</w:t>
       </w:r>
       <w:r>
         <w:t xml:space="preserve">”</w:t>
@@ -2430,7 +2468,7 @@
         <w:t xml:space="preserve"> </w:t>
       </w:r>
       <w:r>
-        <w:t xml:space="preserve">потому что(왜냐하면) · даже(~라도) · то, что(~한 것)</w:t>
+        <w:t xml:space="preserve">потому что(왜냐하면) · даже(~라도) · то, что(~한 것) · даже если(설령 ~라도)</w:t>
       </w:r>
       <w:r>
         <w:t xml:space="preserve"> </w:t>
@@ -2446,7 +2484,7 @@
         <w:t xml:space="preserve"> </w:t>
       </w:r>
       <w:r>
-        <w:t xml:space="preserve">할인된 유통기한 임박 재고를 제안받았을 때 거절하는 25~30단어 답변을 같은 구조로 만들기.</w:t>
+        <w:t xml:space="preserve">할인된 유통기한 임박 재고를 제안받았을 때 거절하는 30~50단어 답변을 같은 구조로 만들기.</w:t>
       </w:r>
     </w:p>
     <w:bookmarkEnd w:id="30"/>
@@ -2940,95 +2978,95 @@
         <w:pStyle w:val="FirstParagraph"/>
       </w:pPr>
       <w:r>
-        <w:t xml:space="preserve">도윤: 8시 55분. 정확하네요. 빨리 배우시네요, 알렉세이 니콜라예비치.</w:t>
-      </w:r>
-    </w:p>
-    <w:p>
-      <w:pPr>
-        <w:pStyle w:val="BodyText"/>
-      </w:pPr>
-      <w:r>
-        <w:t xml:space="preserve">알렉세이: 8시에 와서 30분 동안 주변을 걸었어요. 아무한테도 말하지 마세요.</w:t>
-      </w:r>
-    </w:p>
-    <w:p>
-      <w:pPr>
-        <w:pStyle w:val="BodyText"/>
-      </w:pPr>
-      <w:r>
-        <w:t xml:space="preserve">도윤: 안 할게요. 대표님도 공장 주변을 걸으세요. 매일 아침 7시에.</w:t>
-      </w:r>
-    </w:p>
-    <w:p>
-      <w:pPr>
-        <w:pStyle w:val="BodyText"/>
-      </w:pPr>
-      <w:r>
-        <w:t xml:space="preserve">알렉세이: 벌써 와 계세요?</w:t>
-      </w:r>
-    </w:p>
-    <w:p>
-      <w:pPr>
-        <w:pStyle w:val="BodyText"/>
-      </w:pPr>
-      <w:r>
-        <w:t xml:space="preserve">도윤: 7시부터요. 벌써 모든 작업장을 도셨어요. 지금 차 드시면서 기다리세요.</w:t>
-      </w:r>
-    </w:p>
-    <w:p>
-      <w:pPr>
-        <w:pStyle w:val="BodyText"/>
-      </w:pPr>
-      <w:r>
-        <w:t xml:space="preserve">알렉세이: 만나기 전에 알아야 할 게 뭐예요?</w:t>
-      </w:r>
-    </w:p>
-    <w:p>
-      <w:pPr>
-        <w:pStyle w:val="BodyText"/>
-      </w:pPr>
-      <w:r>
-        <w:t xml:space="preserve">도윤: 세 가지. 못 지킬 약속은 하지 마세요. 큰 물량 얘기는 하지 마세요, 안 믿으세요. 그리고 차를 권하시면 거절하지 마세요. 그게 제일 중요해요.</w:t>
-      </w:r>
-    </w:p>
-    <w:p>
-      <w:pPr>
-        <w:pStyle w:val="BodyText"/>
-      </w:pPr>
-      <w:r>
-        <w:t xml:space="preserve">알렉세이: 녹차를 안 좋아하면요?</w:t>
-      </w:r>
-    </w:p>
-    <w:p>
-      <w:pPr>
-        <w:pStyle w:val="BodyText"/>
-      </w:pPr>
-      <w:r>
-        <w:t xml:space="preserve">도윤: 오늘은 좋아하세요. 차가 아니라 신호예요. 차를 권하시면 대화가 있다는 뜻이에요.</w:t>
-      </w:r>
-    </w:p>
-    <w:p>
-      <w:pPr>
-        <w:pStyle w:val="BodyText"/>
-      </w:pPr>
-      <w:r>
-        <w:t xml:space="preserve">알렉세이: 알겠어요. 뭐라고 불러야 하죠?</w:t>
-      </w:r>
-    </w:p>
-    <w:p>
-      <w:pPr>
-        <w:pStyle w:val="BodyText"/>
-      </w:pPr>
-      <w:r>
-        <w:t xml:space="preserve">도윤: 그냥 「대표님」. 한국어로 「사장님」. 러시아어를 못 하세요. 제가 통역할게요.</w:t>
-      </w:r>
-    </w:p>
-    <w:p>
-      <w:pPr>
-        <w:pStyle w:val="BodyText"/>
-      </w:pPr>
-      <w:r>
-        <w:t xml:space="preserve">알렉세이: 전부 통역해요? 제가 바보 같은 말을 해도요?</w:t>
+        <w:t xml:space="preserve">도윤: 8시 55분, 정확하네요. 빨리 배우시네요, 알렉세이 니콜라예비치.</w:t>
+      </w:r>
+    </w:p>
+    <w:p>
+      <w:pPr>
+        <w:pStyle w:val="BodyText"/>
+      </w:pPr>
+      <w:r>
+        <w:t xml:space="preserve">알렉세이: 솔직히 8시에 와서 30분 동안 주변을 걸었어요. 아무한테도 말하지 마세요.</w:t>
+      </w:r>
+    </w:p>
+    <w:p>
+      <w:pPr>
+        <w:pStyle w:val="BodyText"/>
+      </w:pPr>
+      <w:r>
+        <w:t xml:space="preserve">도윤: 안 할게요. 대표님도 매일 아침 7시에 공장 주변을 걸으세요.</w:t>
+      </w:r>
+    </w:p>
+    <w:p>
+      <w:pPr>
+        <w:pStyle w:val="BodyText"/>
+      </w:pPr>
+      <w:r>
+        <w:t xml:space="preserve">알렉세이: 그럼 벌써 공장에 와 계세요?</w:t>
+      </w:r>
+    </w:p>
+    <w:p>
+      <w:pPr>
+        <w:pStyle w:val="BodyText"/>
+      </w:pPr>
+      <w:r>
+        <w:t xml:space="preserve">도윤: 7시부터요. 벌써 모든 작업장을 도셨고, 지금은 차 드시면서 선생님을 기다리세요.</w:t>
+      </w:r>
+    </w:p>
+    <w:p>
+      <w:pPr>
+        <w:pStyle w:val="BodyText"/>
+      </w:pPr>
+      <w:r>
+        <w:t xml:space="preserve">알렉세이: 실수하지 않으려면 만나기 전에 뭘 알아야 해요?</w:t>
+      </w:r>
+    </w:p>
+    <w:p>
+      <w:pPr>
+        <w:pStyle w:val="BodyText"/>
+      </w:pPr>
+      <w:r>
+        <w:t xml:space="preserve">도윤: 세 가지요. 못 지킬 약속은 하지 마세요. 큰 물량 얘기는 하지 마세요, 안 믿으시니까요. 그리고 차를 권하시면 거절하지 마세요, 그게 다른 무엇보다 중요해요.</w:t>
+      </w:r>
+    </w:p>
+    <w:p>
+      <w:pPr>
+        <w:pStyle w:val="BodyText"/>
+      </w:pPr>
+      <w:r>
+        <w:t xml:space="preserve">알렉세이: 제가 녹차를 안 좋아하면요?</w:t>
+      </w:r>
+    </w:p>
+    <w:p>
+      <w:pPr>
+        <w:pStyle w:val="BodyText"/>
+      </w:pPr>
+      <w:r>
+        <w:t xml:space="preserve">도윤: 오늘은 좋아하시는 거예요. 그냥 차가 아니라 신호예요: 차를 권하시면 대화가 있다는 뜻이에요.</w:t>
+      </w:r>
+    </w:p>
+    <w:p>
+      <w:pPr>
+        <w:pStyle w:val="BodyText"/>
+      </w:pPr>
+      <w:r>
+        <w:t xml:space="preserve">알렉세이: 알겠어요. 그럼 뭐라고 불러야 맞죠?</w:t>
+      </w:r>
+    </w:p>
+    <w:p>
+      <w:pPr>
+        <w:pStyle w:val="BodyText"/>
+      </w:pPr>
+      <w:r>
+        <w:t xml:space="preserve">도윤: 그냥 「대표님」, 한국어로 「사장님」이요. 러시아어를 못 하셔서 제가 통역할게요.</w:t>
+      </w:r>
+    </w:p>
+    <w:p>
+      <w:pPr>
+        <w:pStyle w:val="BodyText"/>
+      </w:pPr>
+      <w:r>
+        <w:t xml:space="preserve">알렉세이: 전부 통역하세요? 제가 바보 같은 말을 해도요?</w:t>
       </w:r>
     </w:p>
     <w:p>
@@ -3044,15 +3082,15 @@
         <w:pStyle w:val="BodyText"/>
       </w:pPr>
       <w:r>
-        <w:t xml:space="preserve">알렉세이: 좋은 규칙이네요.</w:t>
-      </w:r>
-    </w:p>
-    <w:p>
-      <w:pPr>
-        <w:pStyle w:val="BodyText"/>
-      </w:pPr>
-      <w:r>
-        <w:t xml:space="preserve">도윤: 페테르부르크 선생님의 규칙이에요. 가시죠. 먼저 덧신과 가운.</w:t>
+        <w:t xml:space="preserve">알렉세이: 좋은 규칙이네요, 마음에 들어요.</w:t>
+      </w:r>
+    </w:p>
+    <w:p>
+      <w:pPr>
+        <w:pStyle w:val="BodyText"/>
+      </w:pPr>
+      <w:r>
+        <w:t xml:space="preserve">도윤: 페테르부르크 선생님의 규칙이에요. 가시죠, 그런데 먼저 덧신과 가운을 입으셔야 해요.</w:t>
       </w:r>
     </w:p>
     <w:bookmarkEnd w:id="33"/>
@@ -3070,47 +3108,47 @@
         <w:pStyle w:val="FirstParagraph"/>
       </w:pPr>
       <w:r>
-        <w:t xml:space="preserve">소희: 좋은 아침. 오늘 내가 공장 보여 줘요. 대표님은 봐요. 나중에 말해요.</w:t>
-      </w:r>
-    </w:p>
-    <w:p>
-      <w:pPr>
-        <w:pStyle w:val="BodyText"/>
-      </w:pPr>
-      <w:r>
-        <w:t xml:space="preserve">알렉세이: 좋은 아침입니다, 정 팀장님. 질문해도 될까요?</w:t>
-      </w:r>
-    </w:p>
-    <w:p>
-      <w:pPr>
-        <w:pStyle w:val="BodyText"/>
-      </w:pPr>
-      <w:r>
-        <w:t xml:space="preserve">소희: 돼요. 질문 많으면 — 좋아요. 질문 적으면 — 나빠요.</w:t>
-      </w:r>
-    </w:p>
-    <w:p>
-      <w:pPr>
-        <w:pStyle w:val="BodyText"/>
-      </w:pPr>
-      <w:r>
-        <w:t xml:space="preserve">도윤: 대표님이 벌써 뒤따라오세요. 돌아보지 마세요. 선생님이 뭘 보는지 보고 싶어 하세요.</w:t>
-      </w:r>
-    </w:p>
-    <w:p>
-      <w:pPr>
-        <w:pStyle w:val="BodyText"/>
-      </w:pPr>
-      <w:r>
-        <w:t xml:space="preserve">알렉세이: 그럼 바닥을 볼게요.</w:t>
-      </w:r>
-    </w:p>
-    <w:p>
-      <w:pPr>
-        <w:pStyle w:val="BodyText"/>
-      </w:pPr>
-      <w:r>
-        <w:t xml:space="preserve">소희: 바닥? 왜?</w:t>
+        <w:t xml:space="preserve">소희: 좋은 아침. 오늘 내가 공장 보여 줘요, 대표님은 봐요. 나중에 말해요.</w:t>
+      </w:r>
+    </w:p>
+    <w:p>
+      <w:pPr>
+        <w:pStyle w:val="BodyText"/>
+      </w:pPr>
+      <w:r>
+        <w:t xml:space="preserve">알렉세이: 좋은 아침입니다, 정 팀장님. 걸으면서 질문해도 될까요?</w:t>
+      </w:r>
+    </w:p>
+    <w:p>
+      <w:pPr>
+        <w:pStyle w:val="BodyText"/>
+      </w:pPr>
+      <w:r>
+        <w:t xml:space="preserve">소희: 돼요. 질문 많으면 좋아요, 질문 적으면 나빠요.</w:t>
+      </w:r>
+    </w:p>
+    <w:p>
+      <w:pPr>
+        <w:pStyle w:val="BodyText"/>
+      </w:pPr>
+      <w:r>
+        <w:t xml:space="preserve">도윤: 대표님이 벌써 뒤따라오시는데, 돌아보지 마세요. 선생님이 뭘 보는지 보고 싶어 하세요.</w:t>
+      </w:r>
+    </w:p>
+    <w:p>
+      <w:pPr>
+        <w:pStyle w:val="BodyText"/>
+      </w:pPr>
+      <w:r>
+        <w:t xml:space="preserve">알렉세이: 그럼 조언받은 대로 바닥을 볼게요.</w:t>
+      </w:r>
+    </w:p>
+    <w:p>
+      <w:pPr>
+        <w:pStyle w:val="BodyText"/>
+      </w:pPr>
+      <w:r>
+        <w:t xml:space="preserve">소희: 바닥? 왜 바닥?</w:t>
       </w:r>
     </w:p>
     <w:p>
@@ -3126,15 +3164,15 @@
         <w:pStyle w:val="BodyText"/>
       </w:pPr>
       <w:r>
-        <w:t xml:space="preserve">소희: 바닥은 네 시간마다 닦아요. 그리고 기록해요. 여기 일지. 누가, 언제, 무엇으로.</w:t>
-      </w:r>
-    </w:p>
-    <w:p>
-      <w:pPr>
-        <w:pStyle w:val="BodyText"/>
-      </w:pPr>
-      <w:r>
-        <w:t xml:space="preserve">알렉세이: 바닥까지 기록하세요?</w:t>
+        <w:t xml:space="preserve">소희: 바닥은 네 시간마다 닦고 기록해요. 여기 일지: 누가, 언제, 무엇으로 닦았는지.</w:t>
+      </w:r>
+    </w:p>
+    <w:p>
+      <w:pPr>
+        <w:pStyle w:val="BodyText"/>
+      </w:pPr>
+      <w:r>
+        <w:t xml:space="preserve">알렉세이: 설마 바닥 닦는 것까지 기록하세요?</w:t>
       </w:r>
     </w:p>
     <w:p>
@@ -3150,15 +3188,15 @@
         <w:pStyle w:val="BodyText"/>
       </w:pPr>
       <w:r>
-        <w:t xml:space="preserve">알렉세이: 우리 할머니도 똑같이 말씀하세요. 40년 동안 환자를 한 명도 빠짐없이 적으셨어요.</w:t>
-      </w:r>
-    </w:p>
-    <w:p>
-      <w:pPr>
-        <w:pStyle w:val="BodyText"/>
-      </w:pPr>
-      <w:r>
-        <w:t xml:space="preserve">도윤: 대표님이 「할머니」라는 단어를 들으셨어요. 어제 판지 얘기를 해 드렸거든요. 고개를 끄덕이셨어요.</w:t>
+        <w:t xml:space="preserve">알렉세이: 우리 할머니도 똑같이 말씀하세요. 40년 동안 환자를 한 명도 빠짐없이 일지에 적으셨어요.</w:t>
+      </w:r>
+    </w:p>
+    <w:p>
+      <w:pPr>
+        <w:pStyle w:val="BodyText"/>
+      </w:pPr>
+      <w:r>
+        <w:t xml:space="preserve">도윤: 대표님이 「할머니」라는 단어를 들으셨어요. 어제 판지 얘기를 해 드렸더니 고개를 끄덕이셨어요.</w:t>
       </w:r>
     </w:p>
     <w:p>
@@ -3174,39 +3212,39 @@
         <w:pStyle w:val="BodyText"/>
       </w:pPr>
       <w:r>
-        <w:t xml:space="preserve">도윤: 끄덕임은 「기억했다」예요. 좋은지 아닌지는 두고 봐야죠.</w:t>
-      </w:r>
-    </w:p>
-    <w:p>
-      <w:pPr>
-        <w:pStyle w:val="BodyText"/>
-      </w:pPr>
-      <w:r>
-        <w:t xml:space="preserve">소희: 여기는 청정 구역. 유리 너머로. 주사기 충전. 한 교대에 여섯 명.</w:t>
-      </w:r>
-    </w:p>
-    <w:p>
-      <w:pPr>
-        <w:pStyle w:val="BodyText"/>
-      </w:pPr>
-      <w:r>
-        <w:t xml:space="preserve">알렉세이: 하루에 주사기 몇 개요?</w:t>
-      </w:r>
-    </w:p>
-    <w:p>
-      <w:pPr>
-        <w:pStyle w:val="BodyText"/>
-      </w:pPr>
-      <w:r>
-        <w:t xml:space="preserve">소희: 5천 개. 하나하나 — 번호. 로트 번호와 일련번호.</w:t>
-      </w:r>
-    </w:p>
-    <w:p>
-      <w:pPr>
-        <w:pStyle w:val="BodyText"/>
-      </w:pPr>
-      <w:r>
-        <w:t xml:space="preserve">알렉세이: 주사기마다 일련번호요? 상자에만이 아니라?</w:t>
+        <w:t xml:space="preserve">도윤: 끄덕임은 「기억했다」는 뜻이에요. 좋은지 아닌지는 나중에 알게 되겠죠.</w:t>
+      </w:r>
+    </w:p>
+    <w:p>
+      <w:pPr>
+        <w:pStyle w:val="BodyText"/>
+      </w:pPr>
+      <w:r>
+        <w:t xml:space="preserve">소희: 여기는 청정 구역, 유리 너머로 봐요. 주사기 충전이고, 한 교대에 여섯 명.</w:t>
+      </w:r>
+    </w:p>
+    <w:p>
+      <w:pPr>
+        <w:pStyle w:val="BodyText"/>
+      </w:pPr>
+      <w:r>
+        <w:t xml:space="preserve">알렉세이: 하루에 주사기를 몇 개나 만드세요?</w:t>
+      </w:r>
+    </w:p>
+    <w:p>
+      <w:pPr>
+        <w:pStyle w:val="BodyText"/>
+      </w:pPr>
+      <w:r>
+        <w:t xml:space="preserve">소희: 5천 개. 하나하나 자기 번호가 있어요: 로트 번호와 일련번호.</w:t>
+      </w:r>
+    </w:p>
+    <w:p>
+      <w:pPr>
+        <w:pStyle w:val="BodyText"/>
+      </w:pPr>
+      <w:r>
+        <w:t xml:space="preserve">알렉세이: 주사기마다 일련번호요? 상자에만이 아니라 주사기 하나하나에요?</w:t>
       </w:r>
     </w:p>
     <w:p>
@@ -3222,127 +3260,127 @@
         <w:pStyle w:val="BodyText"/>
       </w:pPr>
       <w:r>
-        <w:t xml:space="preserve">알렉세이: 저희 원장님이 바로 그걸 원했어요. 로트 번호와 확인할 수 있는 방법.</w:t>
-      </w:r>
-    </w:p>
-    <w:p>
-      <w:pPr>
-        <w:pStyle w:val="BodyText"/>
-      </w:pPr>
-      <w:r>
-        <w:t xml:space="preserve">소희: 확인 가능해요. 시스템 있어요. 의사가 번호 입력 — 날짜와 로트가 보여요. 유럽엔 이미 돼요.</w:t>
-      </w:r>
-    </w:p>
-    <w:p>
-      <w:pPr>
-        <w:pStyle w:val="BodyText"/>
-      </w:pPr>
-      <w:r>
-        <w:t xml:space="preserve">도윤: 대표님이 물으세요: 그 의사분이 또 뭘 원했죠?</w:t>
-      </w:r>
-    </w:p>
-    <w:p>
-      <w:pPr>
-        <w:pStyle w:val="BodyText"/>
-      </w:pPr>
-      <w:r>
-        <w:t xml:space="preserve">알렉세이: 다섯 가지요. 안정 공급, 로트 번호, 히알루로니다아제, 교육, 그리고 합병증 때의 정직.</w:t>
-      </w:r>
-    </w:p>
-    <w:p>
-      <w:pPr>
-        <w:pStyle w:val="BodyText"/>
-      </w:pPr>
-      <w:r>
-        <w:t xml:space="preserve">도윤: 앞의 넷은 돈으로 살 수 있대요. 다섯째는 안 된대요. 정직은 보여 줄 수밖에 없고, 1년이 아니라 여러 해에 걸쳐서. 보통은 10년.</w:t>
-      </w:r>
-    </w:p>
-    <w:p>
-      <w:pPr>
-        <w:pStyle w:val="BodyText"/>
-      </w:pPr>
-      <w:r>
-        <w:t xml:space="preserve">알렉세이: 동의합니다. 그래서 다섯째는 약속하지 않아요. 보여 드릴 시간을 달라고 부탁드려요.</w:t>
-      </w:r>
-    </w:p>
-    <w:p>
-      <w:pPr>
-        <w:pStyle w:val="BodyText"/>
-      </w:pPr>
-      <w:r>
-        <w:t xml:space="preserve">소희: 여기는 품질 관리. 로트마다 — 시험. 점도, 무균, 내독소. 5일.</w:t>
-      </w:r>
-    </w:p>
-    <w:p>
-      <w:pPr>
-        <w:pStyle w:val="BodyText"/>
-      </w:pPr>
-      <w:r>
-        <w:t xml:space="preserve">알렉세이: 로트가 통과 못 하면요?</w:t>
-      </w:r>
-    </w:p>
-    <w:p>
-      <w:pPr>
-        <w:pStyle w:val="BodyText"/>
-      </w:pPr>
-      <w:r>
-        <w:t xml:space="preserve">소희: 폐기해요. 여기 불량 일지. 지난달 — 로트 하나.</w:t>
-      </w:r>
-    </w:p>
-    <w:p>
-      <w:pPr>
-        <w:pStyle w:val="BodyText"/>
-      </w:pPr>
-      <w:r>
-        <w:t xml:space="preserve">알렉세이: 로트 전체요? 돈으로 얼마예요?</w:t>
-      </w:r>
-    </w:p>
-    <w:p>
-      <w:pPr>
-        <w:pStyle w:val="BodyText"/>
-      </w:pPr>
-      <w:r>
-        <w:t xml:space="preserve">소희: 주사기 5천 개. 돈 많이요. 대표님이 직접 서명했어요.</w:t>
-      </w:r>
-    </w:p>
-    <w:p>
-      <w:pPr>
-        <w:pStyle w:val="BodyText"/>
-      </w:pPr>
-      <w:r>
-        <w:t xml:space="preserve">도윤: 대표님이 불량품 창고를 보여 주고 싶어 하세요. 손님은 보통 안 데려가는 곳이에요.</w:t>
-      </w:r>
-    </w:p>
-    <w:p>
-      <w:pPr>
-        <w:pStyle w:val="BodyText"/>
-      </w:pPr>
-      <w:r>
-        <w:t xml:space="preserve">알렉세이: 가겠습니다. 기꺼이요.</w:t>
-      </w:r>
-    </w:p>
-    <w:p>
-      <w:pPr>
-        <w:pStyle w:val="BodyText"/>
-      </w:pPr>
-      <w:r>
-        <w:t xml:space="preserve">소희: 기꺼이 아니에요. 거긴 슬퍼요. 우리 실수가 있어요.</w:t>
-      </w:r>
-    </w:p>
-    <w:p>
-      <w:pPr>
-        <w:pStyle w:val="BodyText"/>
-      </w:pPr>
-      <w:r>
-        <w:t xml:space="preserve">알렉세이: 그러니까 더더욱이요. 실수가 진열장보다 회사에 대해 더 많이 말해 줘요.</w:t>
-      </w:r>
-    </w:p>
-    <w:p>
-      <w:pPr>
-        <w:pStyle w:val="BodyText"/>
-      </w:pPr>
-      <w:r>
-        <w:t xml:space="preserve">소희: 도윤, 이 사람 우리 대표님처럼 말해. 좀 무서워.</w:t>
+        <w:t xml:space="preserve">알렉세이: 저희 원장님이 바로 그걸 원했어요: 로트 번호와 그걸 확인할 수 있는 방법이요.</w:t>
+      </w:r>
+    </w:p>
+    <w:p>
+      <w:pPr>
+        <w:pStyle w:val="BodyText"/>
+      </w:pPr>
+      <w:r>
+        <w:t xml:space="preserve">소희: 확인 가능해요, 시스템 있어요. 의사가 번호 입력하면 날짜와 로트가 보여요. 유럽엔 이미 돼요.</w:t>
+      </w:r>
+    </w:p>
+    <w:p>
+      <w:pPr>
+        <w:pStyle w:val="BodyText"/>
+      </w:pPr>
+      <w:r>
+        <w:t xml:space="preserve">도윤: 대표님이 그 의사분이 또 뭘 원했는지 물으세요.</w:t>
+      </w:r>
+    </w:p>
+    <w:p>
+      <w:pPr>
+        <w:pStyle w:val="BodyText"/>
+      </w:pPr>
+      <w:r>
+        <w:t xml:space="preserve">알렉세이: 다섯 가지요: 안정 공급, 로트 번호, 히알루로니다아제, 교육, 그리고 합병증 때의 정직.</w:t>
+      </w:r>
+    </w:p>
+    <w:p>
+      <w:pPr>
+        <w:pStyle w:val="BodyText"/>
+      </w:pPr>
+      <w:r>
+        <w:t xml:space="preserve">도윤: 앞의 넷은 돈으로 살 수 있지만 다섯째는 안 된대요. 정직은 보여 줄 수밖에 없고, 1년이 아니라 여러 해에 걸쳐서요. 보통 10년쯤 걸리고, 그래도 사람들은 계속 확인한대요.</w:t>
+      </w:r>
+    </w:p>
+    <w:p>
+      <w:pPr>
+        <w:pStyle w:val="BodyText"/>
+      </w:pPr>
+      <w:r>
+        <w:t xml:space="preserve">알렉세이: 동의합니다. 그래서 다섯째는 약속하지 않고, 보여 드릴 시간을 달라고 부탁드려요.</w:t>
+      </w:r>
+    </w:p>
+    <w:p>
+      <w:pPr>
+        <w:pStyle w:val="BodyText"/>
+      </w:pPr>
+      <w:r>
+        <w:t xml:space="preserve">소희: 여기는 품질 관리. 로트마다 시험해요: 점도, 무균, 내독소. 5일 걸려요.</w:t>
+      </w:r>
+    </w:p>
+    <w:p>
+      <w:pPr>
+        <w:pStyle w:val="BodyText"/>
+      </w:pPr>
+      <w:r>
+        <w:t xml:space="preserve">알렉세이: 로트가 통과 못 하면 어떻게 하세요?</w:t>
+      </w:r>
+    </w:p>
+    <w:p>
+      <w:pPr>
+        <w:pStyle w:val="BodyText"/>
+      </w:pPr>
+      <w:r>
+        <w:t xml:space="preserve">소희: 폐기해요. 여기 불량 일지: 지난달에 로트 하나.</w:t>
+      </w:r>
+    </w:p>
+    <w:p>
+      <w:pPr>
+        <w:pStyle w:val="BodyText"/>
+      </w:pPr>
+      <w:r>
+        <w:t xml:space="preserve">알렉세이: 로트 전체요? 돈으로 치면 얼마예요?</w:t>
+      </w:r>
+    </w:p>
+    <w:p>
+      <w:pPr>
+        <w:pStyle w:val="BodyText"/>
+      </w:pPr>
+      <w:r>
+        <w:t xml:space="preserve">소희: 주사기 5천 개, 돈 많이요. 대표님이 직접 서명했어요.</w:t>
+      </w:r>
+    </w:p>
+    <w:p>
+      <w:pPr>
+        <w:pStyle w:val="BodyText"/>
+      </w:pPr>
+      <w:r>
+        <w:t xml:space="preserve">도윤: 대표님이 불량품 창고를 보여 주고 싶어 하세요. 보통 손님은 거기 안 데려가요.</w:t>
+      </w:r>
+    </w:p>
+    <w:p>
+      <w:pPr>
+        <w:pStyle w:val="BodyText"/>
+      </w:pPr>
+      <w:r>
+        <w:t xml:space="preserve">알렉세이: 가겠습니다, 기꺼이요.</w:t>
+      </w:r>
+    </w:p>
+    <w:p>
+      <w:pPr>
+        <w:pStyle w:val="BodyText"/>
+      </w:pPr>
+      <w:r>
+        <w:t xml:space="preserve">소희: 기꺼이 아니에요. 거긴 슬퍼요, 우리 실수가 있으니까.</w:t>
+      </w:r>
+    </w:p>
+    <w:p>
+      <w:pPr>
+        <w:pStyle w:val="BodyText"/>
+      </w:pPr>
+      <w:r>
+        <w:t xml:space="preserve">알렉세이: 그러니까 더더욱 가야죠. 실수가 진열장보다 회사에 대해 더 많이 말해 줘요.</w:t>
+      </w:r>
+    </w:p>
+    <w:p>
+      <w:pPr>
+        <w:pStyle w:val="BodyText"/>
+      </w:pPr>
+      <w:r>
+        <w:t xml:space="preserve">소희: 도윤, 이 사람 우리 대표님처럼 말해. 나 좀 무서워.</w:t>
       </w:r>
     </w:p>
     <w:bookmarkEnd w:id="34"/>
@@ -3360,47 +3398,47 @@
         <w:pStyle w:val="FirstParagraph"/>
       </w:pPr>
       <w:r>
-        <w:t xml:space="preserve">도윤: 대표님 말씀: 여기 저희가 출하하지 않은 로트가 있어요. 젤에 기포. 아주 작은.</w:t>
-      </w:r>
-    </w:p>
-    <w:p>
-      <w:pPr>
-        <w:pStyle w:val="BodyText"/>
-      </w:pPr>
-      <w:r>
-        <w:t xml:space="preserve">알렉세이: 눈으로 보여요?</w:t>
-      </w:r>
-    </w:p>
-    <w:p>
-      <w:pPr>
-        <w:pStyle w:val="BodyText"/>
-      </w:pPr>
-      <w:r>
-        <w:t xml:space="preserve">도윤: 아니요. 램프 아래서만. 환자는 몰랐을 거예요. 의사도 아마 몰랐을 거고요.</w:t>
-      </w:r>
-    </w:p>
-    <w:p>
-      <w:pPr>
-        <w:pStyle w:val="BodyText"/>
-      </w:pPr>
-      <w:r>
-        <w:t xml:space="preserve">알렉세이: 그럼 왜 출하 안 하셨어요?</w:t>
-      </w:r>
-    </w:p>
-    <w:p>
-      <w:pPr>
-        <w:pStyle w:val="BodyText"/>
-      </w:pPr>
-      <w:r>
-        <w:t xml:space="preserve">도윤: 저희가 알아챘으니까요. 알아채고도 침묵하면 그건 실수가 아니라 속임수래요. 실수는 고칠 수 있어요. 속임수는 고칠 수 없고, 되풀이할 수밖에 없대요.</w:t>
-      </w:r>
-    </w:p>
-    <w:p>
-      <w:pPr>
-        <w:pStyle w:val="BodyText"/>
-      </w:pPr>
-      <w:r>
-        <w:t xml:space="preserve">알렉세이: 이해합니다.</w:t>
+        <w:t xml:space="preserve">도윤: 대표님 말씀이, 여기 저희가 출하하지 않은 로트가 있대요. 젤에 기포가 있어요, 아주 작은.</w:t>
+      </w:r>
+    </w:p>
+    <w:p>
+      <w:pPr>
+        <w:pStyle w:val="BodyText"/>
+      </w:pPr>
+      <w:r>
+        <w:t xml:space="preserve">알렉세이: 그냥 눈으로도 보여요?</w:t>
+      </w:r>
+    </w:p>
+    <w:p>
+      <w:pPr>
+        <w:pStyle w:val="BodyText"/>
+      </w:pPr>
+      <w:r>
+        <w:t xml:space="preserve">도윤: 아니요, 램프 아래서만요. 환자는 몰랐을 거고, 의사도 아마 몰랐을 거예요.</w:t>
+      </w:r>
+    </w:p>
+    <w:p>
+      <w:pPr>
+        <w:pStyle w:val="BodyText"/>
+      </w:pPr>
+      <w:r>
+        <w:t xml:space="preserve">알렉세이: 그럼 대체 왜 출하 안 하셨어요?</w:t>
+      </w:r>
+    </w:p>
+    <w:p>
+      <w:pPr>
+        <w:pStyle w:val="BodyText"/>
+      </w:pPr>
+      <w:r>
+        <w:t xml:space="preserve">도윤: 저희가 알아챘으니까요. 알아채고도 침묵하면 그건 실수가 아니라 속임수래요. 실수는 고칠 수 있어요. 속임수는 고칠 수 없고, 되풀이할 수밖에 없대요. 그리고 할 때마다 조금씩 쉬워진대요.</w:t>
+      </w:r>
+    </w:p>
+    <w:p>
+      <w:pPr>
+        <w:pStyle w:val="BodyText"/>
+      </w:pPr>
+      <w:r>
+        <w:t xml:space="preserve">알렉세이: 이해합니다. 무슨 뜻인지 아주 잘 알아요.</w:t>
       </w:r>
     </w:p>
     <w:p>
@@ -3416,15 +3454,15 @@
         <w:pStyle w:val="BodyText"/>
       </w:pPr>
       <w:r>
-        <w:t xml:space="preserve">알렉세이: 듣고 있어요.</w:t>
-      </w:r>
-    </w:p>
-    <w:p>
-      <w:pPr>
-        <w:pStyle w:val="BodyText"/>
-      </w:pPr>
-      <w:r>
-        <w:t xml:space="preserve">도윤: 「이 로트는 주사기 5천 개입니다. 무료로 드릴 수 있어요. 러시아 시작용으로. 기포는 작아서 아무도 모릅니다. 가져가시겠습니까?」 정확한 말씀 그대로예요.</w:t>
+        <w:t xml:space="preserve">알렉세이: 두 분 말씀 아주 잘 듣고 있어요.</w:t>
+      </w:r>
+    </w:p>
+    <w:p>
+      <w:pPr>
+        <w:pStyle w:val="BodyText"/>
+      </w:pPr>
+      <w:r>
+        <w:t xml:space="preserve">도윤: 「이 로트는 주사기 5천 개입니다. 무료로 드릴 수 있어요. 러시아 시작용으로. 기포는 작아서 아무도 모릅니다. 가져가시겠습니까?」 정확한 말씀 그대로예요, 하나도 안 보탰어요.</w:t>
       </w:r>
     </w:p>
     <w:p>
@@ -3440,159 +3478,159 @@
         <w:pStyle w:val="BodyText"/>
       </w:pPr>
       <w:r>
-        <w:t xml:space="preserve">도윤: 돼요. 시계를 보세요. 농담이에요. 안 보세요.</w:t>
-      </w:r>
-    </w:p>
-    <w:p>
-      <w:pPr>
-        <w:pStyle w:val="BodyText"/>
-      </w:pPr>
-      <w:r>
-        <w:t xml:space="preserve">알렉세이: 아니요. 안 가져가겠습니다.</w:t>
-      </w:r>
-    </w:p>
-    <w:p>
-      <w:pPr>
-        <w:pStyle w:val="BodyText"/>
-      </w:pPr>
-      <w:r>
-        <w:t xml:space="preserve">도윤: 왜냐고 물으세요. 주사기 5천 개면 선생님한테 4,500만 루블이에요. 회사가 단번에 부자가 되죠. 유예도, 대출도, 아파트 담보도 필요 없어요.</w:t>
-      </w:r>
-    </w:p>
-    <w:p>
-      <w:pPr>
-        <w:pStyle w:val="BodyText"/>
-      </w:pPr>
-      <w:r>
-        <w:t xml:space="preserve">알렉세이: 등록이 없으니까요. 하지만 등록이 있어도 안 가져갑니다. 대표님께 불량이면 저한테도 불량이에요. 대표님이 직접 버리신 걸 의사에게 팔 수는 없어요.</w:t>
-      </w:r>
-    </w:p>
-    <w:p>
-      <w:pPr>
-        <w:pStyle w:val="BodyText"/>
-      </w:pPr>
-      <w:r>
-        <w:t xml:space="preserve">도윤: 그럼 금고가 비었다면요? 완전히. 월급 줄 돈도 없다면요?</w:t>
-      </w:r>
-    </w:p>
-    <w:p>
-      <w:pPr>
-        <w:pStyle w:val="BodyText"/>
-      </w:pPr>
-      <w:r>
-        <w:t xml:space="preserve">알렉세이: 그럼 회사를 닫겠습니다. 우리 할머니는 약국이 텅 비었을 때도 표기 없는 알약을 받지 않으셨어요. 정체 모를 걸 주느니 아무것도 안 주는 게 낫다고.</w:t>
-      </w:r>
-    </w:p>
-    <w:p>
-      <w:pPr>
-        <w:pStyle w:val="BodyText"/>
-      </w:pPr>
-      <w:r>
-        <w:t xml:space="preserve">도윤: 말씀이 없으세요.</w:t>
-      </w:r>
-    </w:p>
-    <w:p>
-      <w:pPr>
-        <w:pStyle w:val="BodyText"/>
-      </w:pPr>
-      <w:r>
-        <w:t xml:space="preserve">알렉세이: 나쁜 거예요?</w:t>
-      </w:r>
-    </w:p>
-    <w:p>
-      <w:pPr>
-        <w:pStyle w:val="BodyText"/>
-      </w:pPr>
-      <w:r>
-        <w:t xml:space="preserve">도윤: 기다리세요. 생각하시는 거예요. 10초 넘게 말씀이 없으면 그 답이 중요하다는 뜻이에요.</w:t>
-      </w:r>
-    </w:p>
-    <w:p>
-      <w:pPr>
-        <w:pStyle w:val="BodyText"/>
-      </w:pPr>
-      <w:r>
-        <w:t xml:space="preserve">알렉세이: 얼마나 지났어요?</w:t>
-      </w:r>
-    </w:p>
-    <w:p>
-      <w:pPr>
-        <w:pStyle w:val="BodyText"/>
-      </w:pPr>
-      <w:r>
-        <w:t xml:space="preserve">도윤: 20초. 말씀하세요: 「시험이었습니다. 이 질문을 유통사 네 곳에 했어요. 셋은 「예」. 하나는 「생각해 보겠다」. 「아니요」라고 한 건 당신이 처음입니다.」 웃지는 않으시지만, 좋은 거예요.</w:t>
-      </w:r>
-    </w:p>
-    <w:p>
-      <w:pPr>
-        <w:pStyle w:val="BodyText"/>
-      </w:pPr>
-      <w:r>
-        <w:t xml:space="preserve">알렉세이: 제가 「예」라고 했으면요?</w:t>
-      </w:r>
-    </w:p>
-    <w:p>
-      <w:pPr>
-        <w:pStyle w:val="BodyText"/>
-      </w:pPr>
-      <w:r>
-        <w:t xml:space="preserve">도윤: 「점심을 대접하고 버스까지 배웅했겠지요. 정중하게. 영원히.」</w:t>
-      </w:r>
-    </w:p>
-    <w:p>
-      <w:pPr>
-        <w:pStyle w:val="BodyText"/>
-      </w:pPr>
-      <w:r>
-        <w:t xml:space="preserve">알렉세이: 그럼 통과한 거예요?</w:t>
-      </w:r>
-    </w:p>
-    <w:p>
-      <w:pPr>
-        <w:pStyle w:val="BodyText"/>
-      </w:pPr>
-      <w:r>
-        <w:t xml:space="preserve">도윤: 「첫 번째 문을 통과했습니다. 문은 많아요.」 그리고 차를 권하세요.</w:t>
-      </w:r>
-    </w:p>
-    <w:p>
-      <w:pPr>
-        <w:pStyle w:val="BodyText"/>
-      </w:pPr>
-      <w:r>
-        <w:t xml:space="preserve">알렉세이: 차. 그럼 대화가 있겠네요.</w:t>
-      </w:r>
-    </w:p>
-    <w:p>
-      <w:pPr>
-        <w:pStyle w:val="BodyText"/>
-      </w:pPr>
-      <w:r>
-        <w:t xml:space="preserve">도윤: 대화가 있겠네요. 사무실로 가시죠. 다만 얼굴로 기뻐하지 마세요. 속으로 기뻐하세요.</w:t>
-      </w:r>
-    </w:p>
-    <w:p>
-      <w:pPr>
-        <w:pStyle w:val="BodyText"/>
-      </w:pPr>
-      <w:r>
-        <w:t xml:space="preserve">소희: 알렉세이 씨, 좋아요. 아주 좋아요. 나 기뻐요. 속으로.</w:t>
-      </w:r>
-    </w:p>
-    <w:p>
-      <w:pPr>
-        <w:pStyle w:val="BodyText"/>
-      </w:pPr>
-      <w:r>
-        <w:t xml:space="preserve">알렉세이: 고마워요, 정 팀장님. 저도 기뻐요. 속으로.</w:t>
-      </w:r>
-    </w:p>
-    <w:p>
-      <w:pPr>
-        <w:pStyle w:val="BodyText"/>
-      </w:pPr>
-      <w:r>
-        <w:t xml:space="preserve">도윤: 정 팀장님은 농담을 잘 안 하세요. 오늘을 기억하세요.</w:t>
+        <w:t xml:space="preserve">도윤: 돼요. 시계를 보세요. 농담이에요, 실제론 안 보세요.</w:t>
+      </w:r>
+    </w:p>
+    <w:p>
+      <w:pPr>
+        <w:pStyle w:val="BodyText"/>
+      </w:pPr>
+      <w:r>
+        <w:t xml:space="preserve">알렉세이: 아니요, 안 가져가겠습니다.</w:t>
+      </w:r>
+    </w:p>
+    <w:p>
+      <w:pPr>
+        <w:pStyle w:val="BodyText"/>
+      </w:pPr>
+      <w:r>
+        <w:t xml:space="preserve">도윤: 왜냐고 물으세요. 주사기 5천 개면 선생님한테 4,500만 루블이고, 회사가 단번에 부자가 되죠. 유예도, 대출도, 아파트 담보도 필요 없어요.</w:t>
+      </w:r>
+    </w:p>
+    <w:p>
+      <w:pPr>
+        <w:pStyle w:val="BodyText"/>
+      </w:pPr>
+      <w:r>
+        <w:t xml:space="preserve">알렉세이: 등록이 없으니까요. 하지만 등록이 있어도 안 가져갑니다. 대표님께 불량이면 저한테도 불량이에요. 대표님이 직접 버리신 걸 의사에게 팔 수는 없어요, 설령 아무도 영원히 모른다 해도요.</w:t>
+      </w:r>
+    </w:p>
+    <w:p>
+      <w:pPr>
+        <w:pStyle w:val="BodyText"/>
+      </w:pPr>
+      <w:r>
+        <w:t xml:space="preserve">도윤: 그럼 금고가 완전히 비어서 월급 줄 돈도 없다면요?</w:t>
+      </w:r>
+    </w:p>
+    <w:p>
+      <w:pPr>
+        <w:pStyle w:val="BodyText"/>
+      </w:pPr>
+      <w:r>
+        <w:t xml:space="preserve">알렉세이: 그럼 회사를 닫겠습니다. 우리 할머니는 약국이 텅 비었을 때도 표기 없는 알약을 받지 않으셨어요. 정체 모를 걸 주느니 아무것도 안 주는 게 나아요. 이제 그건 제 규칙이기도 해요.</w:t>
+      </w:r>
+    </w:p>
+    <w:p>
+      <w:pPr>
+        <w:pStyle w:val="BodyText"/>
+      </w:pPr>
+      <w:r>
+        <w:t xml:space="preserve">도윤: 말씀이 없으세요, 아무 말씀도 안 하세요.</w:t>
+      </w:r>
+    </w:p>
+    <w:p>
+      <w:pPr>
+        <w:pStyle w:val="BodyText"/>
+      </w:pPr>
+      <w:r>
+        <w:t xml:space="preserve">알렉세이: 그렇게 오래 말씀이 없으신 게 나쁜 거예요?</w:t>
+      </w:r>
+    </w:p>
+    <w:p>
+      <w:pPr>
+        <w:pStyle w:val="BodyText"/>
+      </w:pPr>
+      <w:r>
+        <w:t xml:space="preserve">도윤: 기다리세요, 생각하시는 거예요. 10초 넘게 말씀이 없으면 그 답이 중요하다는 뜻이에요.</w:t>
+      </w:r>
+    </w:p>
+    <w:p>
+      <w:pPr>
+        <w:pStyle w:val="BodyText"/>
+      </w:pPr>
+      <w:r>
+        <w:t xml:space="preserve">알렉세이: 벌써 몇 초 지났어요?</w:t>
+      </w:r>
+    </w:p>
+    <w:p>
+      <w:pPr>
+        <w:pStyle w:val="BodyText"/>
+      </w:pPr>
+      <w:r>
+        <w:t xml:space="preserve">도윤: 20초. 말씀하세요: 「시험이었습니다. 이 질문을 유통사 네 곳에 했어요. 셋은 「예」. 하나는 「생각해 보겠다」. 「아니요」라고 한 건 당신이 처음입니다.」 웃지는 않으시지만, 믿으세요, 좋은 거예요.</w:t>
+      </w:r>
+    </w:p>
+    <w:p>
+      <w:pPr>
+        <w:pStyle w:val="BodyText"/>
+      </w:pPr>
+      <w:r>
+        <w:t xml:space="preserve">알렉세이: 제가 「예」라고 했으면 어떻게 됐을까요?</w:t>
+      </w:r>
+    </w:p>
+    <w:p>
+      <w:pPr>
+        <w:pStyle w:val="BodyText"/>
+      </w:pPr>
+      <w:r>
+        <w:t xml:space="preserve">도윤: 점심을 대접하고 버스까지 배웅했을 거래요. 정중하게, 하지만 영원히.</w:t>
+      </w:r>
+    </w:p>
+    <w:p>
+      <w:pPr>
+        <w:pStyle w:val="BodyText"/>
+      </w:pPr>
+      <w:r>
+        <w:t xml:space="preserve">알렉세이: 그럼 이 시험을 통과한 거예요?</w:t>
+      </w:r>
+    </w:p>
+    <w:p>
+      <w:pPr>
+        <w:pStyle w:val="BodyText"/>
+      </w:pPr>
+      <w:r>
+        <w:t xml:space="preserve">도윤: 「첫 번째 문을 통과했습니다. 문은 많아요.」 그리고 차도 권하세요.</w:t>
+      </w:r>
+    </w:p>
+    <w:p>
+      <w:pPr>
+        <w:pStyle w:val="BodyText"/>
+      </w:pPr>
+      <w:r>
+        <w:t xml:space="preserve">알렉세이: 차요? 그럼 결국 대화가 있겠네요.</w:t>
+      </w:r>
+    </w:p>
+    <w:p>
+      <w:pPr>
+        <w:pStyle w:val="BodyText"/>
+      </w:pPr>
+      <w:r>
+        <w:t xml:space="preserve">도윤: 대화가 있겠네요. 사무실로 가시죠, 다만 얼굴로 기뻐하지 말고 속으로 기뻐하세요.</w:t>
+      </w:r>
+    </w:p>
+    <w:p>
+      <w:pPr>
+        <w:pStyle w:val="BodyText"/>
+      </w:pPr>
+      <w:r>
+        <w:t xml:space="preserve">소희: 알렉세이 씨, 좋아요, 아주 좋아요. 나 기뻐요, 하지만 속으로.</w:t>
+      </w:r>
+    </w:p>
+    <w:p>
+      <w:pPr>
+        <w:pStyle w:val="BodyText"/>
+      </w:pPr>
+      <w:r>
+        <w:t xml:space="preserve">알렉세이: 고마워요, 정 팀장님. 저도 아주 기뻐요, 저도 속으로요.</w:t>
+      </w:r>
+    </w:p>
+    <w:p>
+      <w:pPr>
+        <w:pStyle w:val="BodyText"/>
+      </w:pPr>
+      <w:r>
+        <w:t xml:space="preserve">도윤: 정 팀장님은 농담을 정말 드물게 하세요, 그러니 오늘을 기억하세요.</w:t>
       </w:r>
     </w:p>
     <w:bookmarkEnd w:id="35"/>
@@ -3610,71 +3648,71 @@
         <w:pStyle w:val="FirstParagraph"/>
       </w:pPr>
       <w:r>
-        <w:t xml:space="preserve">알렉세이: 대표님, 차 감사합니다. 불량품 창고도요.</w:t>
-      </w:r>
-    </w:p>
-    <w:p>
-      <w:pPr>
-        <w:pStyle w:val="BodyText"/>
-      </w:pPr>
-      <w:r>
-        <w:t xml:space="preserve">도윤: 대표님 말씀: 앉으세요. 차 드세요. 어제 누가 저희를 속였는지 물으셨죠. 말씀해 주신대요.</w:t>
-      </w:r>
-    </w:p>
-    <w:p>
-      <w:pPr>
-        <w:pStyle w:val="BodyText"/>
-      </w:pPr>
-      <w:r>
-        <w:t xml:space="preserve">알렉세이: 네. 듣고 있습니다.</w:t>
-      </w:r>
-    </w:p>
-    <w:p>
-      <w:pPr>
-        <w:pStyle w:val="BodyText"/>
-      </w:pPr>
-      <w:r>
-        <w:t xml:space="preserve">도윤: 「10년 전 어느 나라에 유통사가 있었습니다. 큰 회사였죠. 많이 사고 제때 돈을 냈어요. 우리는 행복했습니다. 3년 동안.」</w:t>
-      </w:r>
-    </w:p>
-    <w:p>
-      <w:pPr>
-        <w:pStyle w:val="BodyText"/>
-      </w:pPr>
-      <w:r>
-        <w:t xml:space="preserve">알렉세이: 그다음엔요?</w:t>
-      </w:r>
-    </w:p>
-    <w:p>
-      <w:pPr>
-        <w:pStyle w:val="BodyText"/>
-      </w:pPr>
-      <w:r>
-        <w:t xml:space="preserve">도윤: 「그러다 그 나라 의사에게서 편지가 왔습니다. 중증 합병증 환자. 상자엔 우리 이름. 안에는 우리 젤이 아니었어요.」</w:t>
-      </w:r>
-    </w:p>
-    <w:p>
-      <w:pPr>
-        <w:pStyle w:val="BodyText"/>
-      </w:pPr>
-      <w:r>
-        <w:t xml:space="preserve">알렉세이: 위조품이요? 바로 그 유통사가?</w:t>
-      </w:r>
-    </w:p>
-    <w:p>
-      <w:pPr>
-        <w:pStyle w:val="BodyText"/>
-      </w:pPr>
-      <w:r>
-        <w:t xml:space="preserve">도윤: 「우리한테서 한 상자를 사서 세 상자를 팔았어요. 두 상자는 우리 상자에 담은 싸구려 위조품. 3년 동안 우린 아무것도 몰랐습니다.」</w:t>
-      </w:r>
-    </w:p>
-    <w:p>
-      <w:pPr>
-        <w:pStyle w:val="BodyText"/>
-      </w:pPr>
-      <w:r>
-        <w:t xml:space="preserve">알렉세이: 어떻게 하셨어요?</w:t>
+        <w:t xml:space="preserve">알렉세이: 대표님, 차 감사합니다. 그리고 불량품 창고를 보여 주셔서 감사합니다.</w:t>
+      </w:r>
+    </w:p>
+    <w:p>
+      <w:pPr>
+        <w:pStyle w:val="BodyText"/>
+      </w:pPr>
+      <w:r>
+        <w:t xml:space="preserve">도윤: 대표님 말씀: 앉아서 차 드세요. 어제 누가 저희를 속였는지 물으셨죠, 말씀해 주신대요.</w:t>
+      </w:r>
+    </w:p>
+    <w:p>
+      <w:pPr>
+        <w:pStyle w:val="BodyText"/>
+      </w:pPr>
+      <w:r>
+        <w:t xml:space="preserve">알렉세이: 네, 물론이죠. 잘 듣고 있습니다.</w:t>
+      </w:r>
+    </w:p>
+    <w:p>
+      <w:pPr>
+        <w:pStyle w:val="BodyText"/>
+      </w:pPr>
+      <w:r>
+        <w:t xml:space="preserve">도윤: 「10년 전 어느 나라에 큰 유통사가 있었습니다. 많이 사고 제때 돈을 내서 우리는 그 회사를 완전히 믿었어요. 3년 동안 행복했습니다.」</w:t>
+      </w:r>
+    </w:p>
+    <w:p>
+      <w:pPr>
+        <w:pStyle w:val="BodyText"/>
+      </w:pPr>
+      <w:r>
+        <w:t xml:space="preserve">알렉세이: 그다음엔 무슨 일이 있었어요?</w:t>
+      </w:r>
+    </w:p>
+    <w:p>
+      <w:pPr>
+        <w:pStyle w:val="BodyText"/>
+      </w:pPr>
+      <w:r>
+        <w:t xml:space="preserve">도윤: 「그러다 의사에게서 편지가 왔습니다. 중증 합병증 환자. 상자엔 우리 이름, 안에는 우리 젤이 아니었어요.」</w:t>
+      </w:r>
+    </w:p>
+    <w:p>
+      <w:pPr>
+        <w:pStyle w:val="BodyText"/>
+      </w:pPr>
+      <w:r>
+        <w:t xml:space="preserve">알렉세이: 위조품이요? 그것도 바로 그 유통사에게서요?</w:t>
+      </w:r>
+    </w:p>
+    <w:p>
+      <w:pPr>
+        <w:pStyle w:val="BodyText"/>
+      </w:pPr>
+      <w:r>
+        <w:t xml:space="preserve">도윤: 설명하세요: 「우리한테서 한 상자를 사서 세 상자를 팔았어요. 두 상자는 우리 상자에 담은 싸구려 위조품이었고, 안타깝게도 꼬박 3년 동안 우린 아무것도 몰랐습니다.」</w:t>
+      </w:r>
+    </w:p>
+    <w:p>
+      <w:pPr>
+        <w:pStyle w:val="BodyText"/>
+      </w:pPr>
+      <w:r>
+        <w:t xml:space="preserve">알렉세이: 그때 어떻게 하셨어요?</w:t>
       </w:r>
     </w:p>
     <w:p>
@@ -3690,23 +3728,23 @@
         <w:pStyle w:val="BodyText"/>
       </w:pPr>
       <w:r>
-        <w:t xml:space="preserve">알렉세이: 남의 위조품 값을 내셨다고요?</w:t>
-      </w:r>
-    </w:p>
-    <w:p>
-      <w:pPr>
-        <w:pStyle w:val="BodyText"/>
-      </w:pPr>
-      <w:r>
-        <w:t xml:space="preserve">도윤: 이어서: 「상자에 우리 이름이 있었습니다. 그러니 우리 환자예요. 이름은 책임입니다.」</w:t>
-      </w:r>
-    </w:p>
-    <w:p>
-      <w:pPr>
-        <w:pStyle w:val="BodyText"/>
-      </w:pPr>
-      <w:r>
-        <w:t xml:space="preserve">알렉세이: 10년을 한 나라 없이. 그런데도 다시 외국인과 일하고 싶으세요?</w:t>
+        <w:t xml:space="preserve">알렉세이: 남의 위조품 때문에 치료비를 내셨다고요?</w:t>
+      </w:r>
+    </w:p>
+    <w:p>
+      <w:pPr>
+        <w:pStyle w:val="BodyText"/>
+      </w:pPr>
+      <w:r>
+        <w:t xml:space="preserve">도윤: 이어서: 「상자에 우리 이름이 있었으니 우리 환자예요. 이름은 책임입니다.」</w:t>
+      </w:r>
+    </w:p>
+    <w:p>
+      <w:pPr>
+        <w:pStyle w:val="BodyText"/>
+      </w:pPr>
+      <w:r>
+        <w:t xml:space="preserve">알렉세이: 10년을 그 나라 없이. 그런데도 다시 외국인과 일하고 싶으세요?</w:t>
       </w:r>
     </w:p>
     <w:p>
@@ -3730,71 +3768,71 @@
         <w:pStyle w:val="BodyText"/>
       </w:pPr>
       <w:r>
-        <w:t xml:space="preserve">도윤: 「네. 그 뒤로 주사기마다 번호를 붙였습니다. 비싸요. 대신 위조품이 바로 보이죠.」</w:t>
-      </w:r>
-    </w:p>
-    <w:p>
-      <w:pPr>
-        <w:pStyle w:val="BodyText"/>
-      </w:pPr>
-      <w:r>
-        <w:t xml:space="preserve">알렉세이: 저희 의사도 3초 만에 위조품을 알아봤어요. 로트 번호가 없었거든요.</w:t>
-      </w:r>
-    </w:p>
-    <w:p>
-      <w:pPr>
-        <w:pStyle w:val="BodyText"/>
-      </w:pPr>
-      <w:r>
-        <w:t xml:space="preserve">도윤: 대표님이 물으세요: 왜 하필 우리 제품이죠? 한국엔 더 크고 더 싼 공장도 있어요.</w:t>
-      </w:r>
-    </w:p>
-    <w:p>
-      <w:pPr>
-        <w:pStyle w:val="BodyText"/>
-      </w:pPr>
-      <w:r>
-        <w:t xml:space="preserve">알렉세이: 제 앞에서 스타스를 거절하셨으니까요. 그리고 아무도 몰랐을 로트를 버리셨으니까요. 저는 가장 큰 공장이 필요한 게 아니에요. 팔면 안 되는 걸 버리는 공장이 필요해요.</w:t>
-      </w:r>
-    </w:p>
-    <w:p>
-      <w:pPr>
-        <w:pStyle w:val="BodyText"/>
-      </w:pPr>
-      <w:r>
-        <w:t xml:space="preserve">도윤: 「좋습니다. 정 팀장이 오늘 등록 전문가에게 도시에를 보낼 겁니다. NDA 후에.」</w:t>
-      </w:r>
-    </w:p>
-    <w:p>
-      <w:pPr>
-        <w:pStyle w:val="BodyText"/>
-      </w:pPr>
-      <w:r>
-        <w:t xml:space="preserve">알렉세이: 감사합니다. 올가 페트로브나가 기뻐할 거예요. 3주째 도시에를 기다리고 있어요.</w:t>
-      </w:r>
-    </w:p>
-    <w:p>
-      <w:pPr>
-        <w:pStyle w:val="BodyText"/>
-      </w:pPr>
-      <w:r>
-        <w:t xml:space="preserve">도윤: 「조건은 나중에 얘기합시다. 오늘은 아니고. 오늘 당신은 공장을 봤고, 나는 당신을 봤습니다.」</w:t>
-      </w:r>
-    </w:p>
-    <w:p>
-      <w:pPr>
-        <w:pStyle w:val="BodyText"/>
-      </w:pPr>
-      <w:r>
-        <w:t xml:space="preserve">알렉세이: 그래서 무엇을 보셨어요?</w:t>
-      </w:r>
-    </w:p>
-    <w:p>
-      <w:pPr>
-        <w:pStyle w:val="BodyText"/>
-      </w:pPr>
-      <w:r>
-        <w:t xml:space="preserve">도윤: 「아직은 문 하나. 내일 저녁 식사. 두 번째 문을 봅시다.」</w:t>
+        <w:t xml:space="preserve">도윤: 「네, 그 뒤로 주사기마다 번호를 붙였습니다. 비싸지만 대신 위조품이 바로 보이죠.」</w:t>
+      </w:r>
+    </w:p>
+    <w:p>
+      <w:pPr>
+        <w:pStyle w:val="BodyText"/>
+      </w:pPr>
+      <w:r>
+        <w:t xml:space="preserve">알렉세이: 저희 의사도 로트 번호가 없어서 3초 만에 위조품을 알아봤어요.</w:t>
+      </w:r>
+    </w:p>
+    <w:p>
+      <w:pPr>
+        <w:pStyle w:val="BodyText"/>
+      </w:pPr>
+      <w:r>
+        <w:t xml:space="preserve">도윤: 대표님이 물으세요: 한국엔 더 크고 더 싼 공장도 있는데, 왜 하필 우리 제품이죠?</w:t>
+      </w:r>
+    </w:p>
+    <w:p>
+      <w:pPr>
+        <w:pStyle w:val="BodyText"/>
+      </w:pPr>
+      <w:r>
+        <w:t xml:space="preserve">알렉세이: 제 앞에서 스타스를 거절하셨으니까요. 그리고 아무도 몰랐을 로트를 버리셨으니까요. 저는 가장 큰 공장이 필요한 게 아니에요. 큰돈이 들더라도 팔면 안 되는 걸 버리는 공장이 필요해요.</w:t>
+      </w:r>
+    </w:p>
+    <w:p>
+      <w:pPr>
+        <w:pStyle w:val="BodyText"/>
+      </w:pPr>
+      <w:r>
+        <w:t xml:space="preserve">도윤: 「좋습니다. 정 팀장이 오늘 NDA 후에 등록 전문가에게 도시에를 보낼 겁니다.」</w:t>
+      </w:r>
+    </w:p>
+    <w:p>
+      <w:pPr>
+        <w:pStyle w:val="BodyText"/>
+      </w:pPr>
+      <w:r>
+        <w:t xml:space="preserve">알렉세이: 감사합니다. 올가 페트로브나가 기뻐할 거예요, 벌써 3주째 도시에를 기다리고 있거든요.</w:t>
+      </w:r>
+    </w:p>
+    <w:p>
+      <w:pPr>
+        <w:pStyle w:val="BodyText"/>
+      </w:pPr>
+      <w:r>
+        <w:t xml:space="preserve">도윤: 「조건은 나중에 얘기합시다, 오늘은 아니고. 오늘 당신은 공장을 봤고, 나는 당신을 봤습니다.」</w:t>
+      </w:r>
+    </w:p>
+    <w:p>
+      <w:pPr>
+        <w:pStyle w:val="BodyText"/>
+      </w:pPr>
+      <w:r>
+        <w:t xml:space="preserve">알렉세이: 그래서 무엇을 보셨는지 여쭤봐도 될까요?</w:t>
+      </w:r>
+    </w:p>
+    <w:p>
+      <w:pPr>
+        <w:pStyle w:val="BodyText"/>
+      </w:pPr>
+      <w:r>
+        <w:t xml:space="preserve">도윤: 「아직은 문 하나. 내일 저녁 식사가 있으니 두 번째 문을 봅시다.」</w:t>
       </w:r>
     </w:p>
     <w:p>
@@ -3820,47 +3858,47 @@
         <w:pStyle w:val="FirstParagraph"/>
       </w:pPr>
       <w:r>
-        <w:t xml:space="preserve">도윤: 버스 10분 남았어요. 사무실에서부터 계속 말이 없으시네요.</w:t>
-      </w:r>
-    </w:p>
-    <w:p>
-      <w:pPr>
-        <w:pStyle w:val="BodyText"/>
-      </w:pPr>
-      <w:r>
-        <w:t xml:space="preserve">알렉세이: 내일 저녁엔 뭐가 있어요?</w:t>
-      </w:r>
-    </w:p>
-    <w:p>
-      <w:pPr>
-        <w:pStyle w:val="BodyText"/>
-      </w:pPr>
-      <w:r>
-        <w:t xml:space="preserve">도윤: 대표님, 정 팀장님, 저, 그리고 소주. 건배가 있을 거예요. 각오하세요, 한국 건배는 러시아 건배랑 달라요.</w:t>
-      </w:r>
-    </w:p>
-    <w:p>
-      <w:pPr>
-        <w:pStyle w:val="BodyText"/>
-      </w:pPr>
-      <w:r>
-        <w:t xml:space="preserve">알렉세이: 러시아 건배는 뭔데요?</w:t>
-      </w:r>
-    </w:p>
-    <w:p>
-      <w:pPr>
-        <w:pStyle w:val="BodyText"/>
-      </w:pPr>
-      <w:r>
-        <w:t xml:space="preserve">도윤: 러시아 건배는 5분짜리 연설이죠, 이야기와 교훈까지. 한국 건배는 한 단어, 그리고 다 같이 마셔요. 대표님이 어제 선생님이 몇 분 말할지 물으셨어요.</w:t>
-      </w:r>
-    </w:p>
-    <w:p>
-      <w:pPr>
-        <w:pStyle w:val="BodyText"/>
-      </w:pPr>
-      <w:r>
-        <w:t xml:space="preserve">알렉세이: 짧게 말할게요. 아마도요.</w:t>
+        <w:t xml:space="preserve">도윤: 버스 10분 남았어요. 그런데 사무실에서부터 계속 말이 없으시네요.</w:t>
+      </w:r>
+    </w:p>
+    <w:p>
+      <w:pPr>
+        <w:pStyle w:val="BodyText"/>
+      </w:pPr>
+      <w:r>
+        <w:t xml:space="preserve">알렉세이: 내일 생각을 하고 있어요. 저녁 식사엔 뭐가 있어요?</w:t>
+      </w:r>
+    </w:p>
+    <w:p>
+      <w:pPr>
+        <w:pStyle w:val="BodyText"/>
+      </w:pPr>
+      <w:r>
+        <w:t xml:space="preserve">도윤: 대표님, 정 팀장님, 저, 그리고 소주. 건배가 있을 테니 각오하세요: 한국 건배는 러시아 건배랑 달라요.</w:t>
+      </w:r>
+    </w:p>
+    <w:p>
+      <w:pPr>
+        <w:pStyle w:val="BodyText"/>
+      </w:pPr>
+      <w:r>
+        <w:t xml:space="preserve">알렉세이: 그럼 러시아 건배는 뭔데요?</w:t>
+      </w:r>
+    </w:p>
+    <w:p>
+      <w:pPr>
+        <w:pStyle w:val="BodyText"/>
+      </w:pPr>
+      <w:r>
+        <w:t xml:space="preserve">도윤: 러시아 건배는 5분짜리 연설이죠, 이야기와 교훈까지. 한국 건배는 한 단어, 그리고 다 같이 마셔요. 대표님이 어제 선생님이 몇 분 말할지 물으셔서, 저희끼리 살짝 내기까지 했어요.</w:t>
+      </w:r>
+    </w:p>
+    <w:p>
+      <w:pPr>
+        <w:pStyle w:val="BodyText"/>
+      </w:pPr>
+      <w:r>
+        <w:t xml:space="preserve">알렉세이: 짧게 말할게요. 아마도요, 적어도 노력은 할게요.</w:t>
       </w:r>
     </w:p>
     <w:p>
@@ -3876,63 +3914,63 @@
         <w:pStyle w:val="BodyText"/>
       </w:pPr>
       <w:r>
-        <w:t xml:space="preserve">알렉세이: 올가 페트로브나? 버스예요. 안 주무세요? 거긴 오전 11시죠.</w:t>
-      </w:r>
-    </w:p>
-    <w:p>
-      <w:pPr>
-        <w:pStyle w:val="BodyText"/>
-      </w:pPr>
-      <w:r>
-        <w:t xml:space="preserve">올가: 안 자요, 일해요. 당신과 달리. 그래서? 바닥 닦아요?</w:t>
-      </w:r>
-    </w:p>
-    <w:p>
-      <w:pPr>
-        <w:pStyle w:val="BodyText"/>
-      </w:pPr>
-      <w:r>
-        <w:t xml:space="preserve">알렉세이: 네 시간마다요. 일지까지: 누가, 언제, 무엇으로. 그리고 작은 기포가 있는 로트를 폐기했어요. 주사기 5천 개. 대표님이 그걸 저한테 공짜로 주겠다고 했어요. 시험이었어요.</w:t>
-      </w:r>
-    </w:p>
-    <w:p>
-      <w:pPr>
-        <w:pStyle w:val="BodyText"/>
-      </w:pPr>
-      <w:r>
-        <w:t xml:space="preserve">올가: 뭐라고 대답했어요?</w:t>
-      </w:r>
-    </w:p>
-    <w:p>
-      <w:pPr>
-        <w:pStyle w:val="BodyText"/>
-      </w:pPr>
-      <w:r>
-        <w:t xml:space="preserve">알렉세이: 「아니요」. 불량품을 파느니 회사를 닫겠다고 했어요.</w:t>
-      </w:r>
-    </w:p>
-    <w:p>
-      <w:pPr>
-        <w:pStyle w:val="BodyText"/>
-      </w:pPr>
-      <w:r>
-        <w:t xml:space="preserve">올가: 알렉세이 니콜라예비치, 당신이 나보다 먼저 옳은 말을 한 건 처음이네요. 도시에는요?</w:t>
-      </w:r>
-    </w:p>
-    <w:p>
-      <w:pPr>
-        <w:pStyle w:val="BodyText"/>
-      </w:pPr>
-      <w:r>
-        <w:t xml:space="preserve">알렉세이: 오늘, NDA 후에요. 정 팀장님이 메일로 바로 보내 준대요.</w:t>
-      </w:r>
-    </w:p>
-    <w:p>
-      <w:pPr>
-        <w:pStyle w:val="BodyText"/>
-      </w:pPr>
-      <w:r>
-        <w:t xml:space="preserve">올가: 좋아요. 바닥을 네 시간마다 닦고 로트를 버린다면, 읽기 시작할게요. 그리고 「예」라고 할게요. 「어쩌면」 말고. 「예」. 벨로바가 기뻐하겠네요. 내가 그렇게 말했다고는 하지 마요.</w:t>
+        <w:t xml:space="preserve">알렉세이: 올가 페트로브나? 버스예요. 안 주무세요? 거긴 지금 오전 11시죠.</w:t>
+      </w:r>
+    </w:p>
+    <w:p>
+      <w:pPr>
+        <w:pStyle w:val="BodyText"/>
+      </w:pPr>
+      <w:r>
+        <w:t xml:space="preserve">올가: 안 자요, 일해요, 당신과 달리. 그래서? 바닥 닦아요?</w:t>
+      </w:r>
+    </w:p>
+    <w:p>
+      <w:pPr>
+        <w:pStyle w:val="BodyText"/>
+      </w:pPr>
+      <w:r>
+        <w:t xml:space="preserve">알렉세이: 네 시간마다요, 일지까지: 누가, 언제, 무엇으로. 그리고 작은 기포가 있는 로트를 폐기했어요, 주사기 5천 개요. 대표님이 그걸 공짜로 주겠다고 했는데 시험이었어요. 제가 거절하고 나서야 차를 권하셨어요.</w:t>
+      </w:r>
+    </w:p>
+    <w:p>
+      <w:pPr>
+        <w:pStyle w:val="BodyText"/>
+      </w:pPr>
+      <w:r>
+        <w:t xml:space="preserve">올가: 정확히 뭐라고 대답했어요?</w:t>
+      </w:r>
+    </w:p>
+    <w:p>
+      <w:pPr>
+        <w:pStyle w:val="BodyText"/>
+      </w:pPr>
+      <w:r>
+        <w:t xml:space="preserve">알렉세이: 「아니요」라고 했어요. 불량품을 파느니 회사를 닫겠다고요.</w:t>
+      </w:r>
+    </w:p>
+    <w:p>
+      <w:pPr>
+        <w:pStyle w:val="BodyText"/>
+      </w:pPr>
+      <w:r>
+        <w:t xml:space="preserve">올가: 알렉세이 니콜라예비치, 당신이 나보다 먼저 옳은 말을 한 건 처음이네요. 도시에는 어떻게 됐어요?</w:t>
+      </w:r>
+    </w:p>
+    <w:p>
+      <w:pPr>
+        <w:pStyle w:val="BodyText"/>
+      </w:pPr>
+      <w:r>
+        <w:t xml:space="preserve">알렉세이: 오늘 NDA 후에 와요. 정 팀장님이 메일로 바로 보내 준대요.</w:t>
+      </w:r>
+    </w:p>
+    <w:p>
+      <w:pPr>
+        <w:pStyle w:val="BodyText"/>
+      </w:pPr>
+      <w:r>
+        <w:t xml:space="preserve">올가: 좋아요. 바닥을 네 시간마다 닦고 로트를 버린다면, 읽기 시작할게요. 그리고 「예」라고 할게요. 「어쩌면」 말고 「예」. 벨로바가 기뻐하겠네요. 하지만 내가 그렇게 말했다고는 하지 마요, 그럼 그걸로 탭을 하나 따로 만들 테니까.</w:t>
       </w:r>
     </w:p>
     <w:bookmarkEnd w:id="37"/>
